--- a/lessons/26/PushButtonActivity.docx
+++ b/lessons/26/PushButtonActivity.docx
@@ -1,6 +1,6 @@
 
 <file path=word/document.xml><?xml version="1.0" encoding="utf-8"?>
-<w:document xmlns:wpc="http://schemas.microsoft.com/office/word/2010/wordprocessingCanvas" xmlns:cx="http://schemas.microsoft.com/office/drawing/2014/chartex" xmlns:cx1="http://schemas.microsoft.com/office/drawing/2015/9/8/chartex" xmlns:cx2="http://schemas.microsoft.com/office/drawing/2015/10/21/chartex" xmlns:cx3="http://schemas.microsoft.com/office/drawing/2016/5/9/chartex" xmlns:cx4="http://schemas.microsoft.com/office/drawing/2016/5/10/chartex" xmlns:cx5="http://schemas.microsoft.com/office/drawing/2016/5/11/chartex" xmlns:cx6="http://schemas.microsoft.com/office/drawing/2016/5/12/chartex" xmlns:cx7="http://schemas.microsoft.com/office/drawing/2016/5/13/chartex" xmlns:cx8="http://schemas.microsoft.com/office/drawing/2016/5/14/chartex" xmlns:mc="http://schemas.openxmlformats.org/markup-compatibility/2006" xmlns:aink="http://schemas.microsoft.com/office/drawing/2016/ink" xmlns:am3d="http://schemas.microsoft.com/office/drawing/2017/model3d" xmlns:o="urn:schemas-microsoft-com:office:office" xmlns:r="http://schemas.openxmlformats.org/officeDocument/2006/relationships" xmlns:m="http://schemas.openxmlformats.org/officeDocument/2006/math" xmlns:v="urn:schemas-microsoft-com:vml" xmlns:wp14="http://schemas.microsoft.com/office/word/2010/wordprocessingDrawing" xmlns:wp="http://schemas.openxmlformats.org/drawingml/2006/wordprocessingDrawing" xmlns:w10="urn:schemas-microsoft-com:office:word" xmlns:w="http://schemas.openxmlformats.org/wordprocessingml/2006/main" xmlns:w14="http://schemas.microsoft.com/office/word/2010/wordml" xmlns:w15="http://schemas.microsoft.com/office/word/2012/wordml" xmlns:w16cex="http://schemas.microsoft.com/office/word/2018/wordml/cex" xmlns:w16cid="http://schemas.microsoft.com/office/word/2016/wordml/cid" xmlns:w16="http://schemas.microsoft.com/office/word/2018/wordml" xmlns:w16se="http://schemas.microsoft.com/office/word/2015/wordml/symex" xmlns:wpg="http://schemas.microsoft.com/office/word/2010/wordprocessingGroup" xmlns:wpi="http://schemas.microsoft.com/office/word/2010/wordprocessingInk" xmlns:wne="http://schemas.microsoft.com/office/word/2006/wordml" xmlns:wps="http://schemas.microsoft.com/office/word/2010/wordprocessingShape" mc:Ignorable="w14 w15 w16se w16cid w16 w16cex wp14">
+<w:document xmlns:wpc="http://schemas.microsoft.com/office/word/2010/wordprocessingCanvas" xmlns:cx="http://schemas.microsoft.com/office/drawing/2014/chartex" xmlns:cx1="http://schemas.microsoft.com/office/drawing/2015/9/8/chartex" xmlns:cx2="http://schemas.microsoft.com/office/drawing/2015/10/21/chartex" xmlns:cx3="http://schemas.microsoft.com/office/drawing/2016/5/9/chartex" xmlns:cx4="http://schemas.microsoft.com/office/drawing/2016/5/10/chartex" xmlns:cx5="http://schemas.microsoft.com/office/drawing/2016/5/11/chartex" xmlns:cx6="http://schemas.microsoft.com/office/drawing/2016/5/12/chartex" xmlns:cx7="http://schemas.microsoft.com/office/drawing/2016/5/13/chartex" xmlns:cx8="http://schemas.microsoft.com/office/drawing/2016/5/14/chartex" xmlns:mc="http://schemas.openxmlformats.org/markup-compatibility/2006" xmlns:aink="http://schemas.microsoft.com/office/drawing/2016/ink" xmlns:am3d="http://schemas.microsoft.com/office/drawing/2017/model3d" xmlns:o="urn:schemas-microsoft-com:office:office" xmlns:oel="http://schemas.microsoft.com/office/2019/extlst" xmlns:r="http://schemas.openxmlformats.org/officeDocument/2006/relationships" xmlns:m="http://schemas.openxmlformats.org/officeDocument/2006/math" xmlns:v="urn:schemas-microsoft-com:vml" xmlns:wp14="http://schemas.microsoft.com/office/word/2010/wordprocessingDrawing" xmlns:wp="http://schemas.openxmlformats.org/drawingml/2006/wordprocessingDrawing" xmlns:w10="urn:schemas-microsoft-com:office:word" xmlns:w="http://schemas.openxmlformats.org/wordprocessingml/2006/main" xmlns:w14="http://schemas.microsoft.com/office/word/2010/wordml" xmlns:w15="http://schemas.microsoft.com/office/word/2012/wordml" xmlns:w16cex="http://schemas.microsoft.com/office/word/2018/wordml/cex" xmlns:w16cid="http://schemas.microsoft.com/office/word/2016/wordml/cid" xmlns:w16="http://schemas.microsoft.com/office/word/2018/wordml" xmlns:w16du="http://schemas.microsoft.com/office/word/2023/wordml/word16du" xmlns:w16sdtdh="http://schemas.microsoft.com/office/word/2020/wordml/sdtdatahash" xmlns:w16se="http://schemas.microsoft.com/office/word/2015/wordml/symex" xmlns:wpg="http://schemas.microsoft.com/office/word/2010/wordprocessingGroup" xmlns:wpi="http://schemas.microsoft.com/office/word/2010/wordprocessingInk" xmlns:wne="http://schemas.microsoft.com/office/word/2006/wordml" xmlns:wps="http://schemas.microsoft.com/office/word/2010/wordprocessingShape" mc:Ignorable="w14 w15 w16se w16cid w16 w16cex w16sdtdh w16du wp14">
   <w:body>
     <w:p>
       <w:pPr>
@@ -40,7 +40,13 @@
         <w:rPr>
           <w:rFonts w:cs="Cavolini"/>
         </w:rPr>
-        <w:t>.0</w:t>
+        <w:t>.</w:t>
+      </w:r>
+      <w:r>
+        <w:rPr>
+          <w:rFonts w:cs="Cavolini"/>
+        </w:rPr>
+        <w:t>1</w:t>
       </w:r>
     </w:p>
     <w:p>
@@ -121,13 +127,18 @@
         </w:numPr>
       </w:pPr>
       <w:r>
-        <w:t>Copy the line or lines of code below that tell the Raspberry Pi GPIO that</w:t>
-      </w:r>
-      <w:r>
-        <w:t xml:space="preserve"> pin</w:t>
-      </w:r>
-      <w:r>
-        <w:t xml:space="preserve"> 24 is connected to the pushbutton and </w:t>
+        <w:t>Copy the line or lines of code below that tell the Raspberry Pi GPIO that pin</w:t>
+      </w:r>
+      <w:r>
+        <w:t xml:space="preserve"> </w:t>
+      </w:r>
+      <w:proofErr w:type="gramStart"/>
+      <w:r>
+        <w:t>24</w:t>
+      </w:r>
+      <w:proofErr w:type="gramEnd"/>
+      <w:r>
+        <w:t xml:space="preserve"> is connected to the pushbutton and </w:t>
       </w:r>
       <w:r>
         <w:t>it is an input.</w:t>
@@ -171,10 +182,7 @@
         </w:numPr>
       </w:pPr>
       <w:r>
-        <w:t xml:space="preserve">Copy the line or lines of code below that </w:t>
-      </w:r>
-      <w:r>
-        <w:t>read the status of the pushbutton</w:t>
+        <w:t>Copy the line or lines of code below that read the status of the pushbutton</w:t>
       </w:r>
       <w:r>
         <w:t>.</w:t>
@@ -295,6 +303,9 @@
         <w:pStyle w:val="ListParagraph"/>
       </w:pPr>
       <w:r>
+        <w:rPr>
+          <w:noProof/>
+        </w:rPr>
         <w:drawing>
           <wp:inline distT="0" distB="0" distL="0" distR="0" wp14:anchorId="18263123" wp14:editId="456A62EF">
             <wp:extent cx="3577132" cy="455549"/>
@@ -536,7 +547,13 @@
         <w:t>The pushbutton toggle code is running</w:t>
       </w:r>
       <w:r>
-        <w:t xml:space="preserve">. The LEDs are on and the user is not pressing </w:t>
+        <w:t xml:space="preserve">. The LEDs are </w:t>
+      </w:r>
+      <w:r>
+        <w:t>on,</w:t>
+      </w:r>
+      <w:r>
+        <w:t xml:space="preserve"> and the user is not pressing </w:t>
       </w:r>
       <w:r>
         <w:t xml:space="preserve">the pushbutton. What line or lines of code are continually running at this point? Copy </w:t>
@@ -587,7 +604,13 @@
         </w:numPr>
       </w:pPr>
       <w:r>
-        <w:t xml:space="preserve">The pushbutton toggle code is running. The LEDs are on and the user is </w:t>
+        <w:t xml:space="preserve">The pushbutton toggle code is running. The LEDs are </w:t>
+      </w:r>
+      <w:r>
+        <w:t>on,</w:t>
+      </w:r>
+      <w:r>
+        <w:t xml:space="preserve"> and the user is </w:t>
       </w:r>
       <w:r>
         <w:t xml:space="preserve">holding the </w:t>
@@ -740,16 +763,41 @@
         <w:t xml:space="preserve">starting at or around line 31 with the block of code that </w:t>
       </w:r>
       <w:r>
-        <w:t>replace this code starting on or around line 75.</w:t>
+        <w:t>replaces</w:t>
+      </w:r>
+      <w:r>
+        <w:t xml:space="preserve"> this code starting on or around line 75.</w:t>
       </w:r>
       <w:r>
         <w:t xml:space="preserve"> In the second block of code the </w:t>
       </w:r>
       <w:r>
-        <w:t xml:space="preserve">pushbutton was tested at the end of the loop. In the initial code block it was tested at the beginning. </w:t>
-      </w:r>
-      <w:r>
-        <w:t>Does this change the function or operation of the code? Why or Why not? Explain.</w:t>
+        <w:t xml:space="preserve">pushbutton was </w:t>
+      </w:r>
+      <w:proofErr w:type="gramStart"/>
+      <w:r>
+        <w:t>tested</w:t>
+      </w:r>
+      <w:proofErr w:type="gramEnd"/>
+      <w:r>
+        <w:t xml:space="preserve"> at the end of the loop. In the initial code block it was </w:t>
+      </w:r>
+      <w:proofErr w:type="gramStart"/>
+      <w:r>
+        <w:t>tested</w:t>
+      </w:r>
+      <w:proofErr w:type="gramEnd"/>
+      <w:r>
+        <w:t xml:space="preserve"> at the beginning. </w:t>
+      </w:r>
+      <w:r>
+        <w:t xml:space="preserve">Does this change the function or operation of the code? Why or </w:t>
+      </w:r>
+      <w:r>
+        <w:t>why</w:t>
+      </w:r>
+      <w:r>
+        <w:t xml:space="preserve"> not? Explain.</w:t>
       </w:r>
     </w:p>
     <w:tbl>
@@ -822,7 +870,7 @@
 </file>
 
 <file path=word/endnotes.xml><?xml version="1.0" encoding="utf-8"?>
-<w:endnotes xmlns:wpc="http://schemas.microsoft.com/office/word/2010/wordprocessingCanvas" xmlns:cx="http://schemas.microsoft.com/office/drawing/2014/chartex" xmlns:cx1="http://schemas.microsoft.com/office/drawing/2015/9/8/chartex" xmlns:cx2="http://schemas.microsoft.com/office/drawing/2015/10/21/chartex" xmlns:cx3="http://schemas.microsoft.com/office/drawing/2016/5/9/chartex" xmlns:cx4="http://schemas.microsoft.com/office/drawing/2016/5/10/chartex" xmlns:cx5="http://schemas.microsoft.com/office/drawing/2016/5/11/chartex" xmlns:cx6="http://schemas.microsoft.com/office/drawing/2016/5/12/chartex" xmlns:cx7="http://schemas.microsoft.com/office/drawing/2016/5/13/chartex" xmlns:cx8="http://schemas.microsoft.com/office/drawing/2016/5/14/chartex" xmlns:mc="http://schemas.openxmlformats.org/markup-compatibility/2006" xmlns:aink="http://schemas.microsoft.com/office/drawing/2016/ink" xmlns:am3d="http://schemas.microsoft.com/office/drawing/2017/model3d" xmlns:o="urn:schemas-microsoft-com:office:office" xmlns:r="http://schemas.openxmlformats.org/officeDocument/2006/relationships" xmlns:m="http://schemas.openxmlformats.org/officeDocument/2006/math" xmlns:v="urn:schemas-microsoft-com:vml" xmlns:wp14="http://schemas.microsoft.com/office/word/2010/wordprocessingDrawing" xmlns:wp="http://schemas.openxmlformats.org/drawingml/2006/wordprocessingDrawing" xmlns:w10="urn:schemas-microsoft-com:office:word" xmlns:w="http://schemas.openxmlformats.org/wordprocessingml/2006/main" xmlns:w14="http://schemas.microsoft.com/office/word/2010/wordml" xmlns:w15="http://schemas.microsoft.com/office/word/2012/wordml" xmlns:w16cex="http://schemas.microsoft.com/office/word/2018/wordml/cex" xmlns:w16cid="http://schemas.microsoft.com/office/word/2016/wordml/cid" xmlns:w16="http://schemas.microsoft.com/office/word/2018/wordml" xmlns:w16se="http://schemas.microsoft.com/office/word/2015/wordml/symex" xmlns:wpg="http://schemas.microsoft.com/office/word/2010/wordprocessingGroup" xmlns:wpi="http://schemas.microsoft.com/office/word/2010/wordprocessingInk" xmlns:wne="http://schemas.microsoft.com/office/word/2006/wordml" xmlns:wps="http://schemas.microsoft.com/office/word/2010/wordprocessingShape" mc:Ignorable="w14 w15 w16se w16cid w16 w16cex wp14">
+<w:endnotes xmlns:wpc="http://schemas.microsoft.com/office/word/2010/wordprocessingCanvas" xmlns:cx="http://schemas.microsoft.com/office/drawing/2014/chartex" xmlns:cx1="http://schemas.microsoft.com/office/drawing/2015/9/8/chartex" xmlns:cx2="http://schemas.microsoft.com/office/drawing/2015/10/21/chartex" xmlns:cx3="http://schemas.microsoft.com/office/drawing/2016/5/9/chartex" xmlns:cx4="http://schemas.microsoft.com/office/drawing/2016/5/10/chartex" xmlns:cx5="http://schemas.microsoft.com/office/drawing/2016/5/11/chartex" xmlns:cx6="http://schemas.microsoft.com/office/drawing/2016/5/12/chartex" xmlns:cx7="http://schemas.microsoft.com/office/drawing/2016/5/13/chartex" xmlns:cx8="http://schemas.microsoft.com/office/drawing/2016/5/14/chartex" xmlns:mc="http://schemas.openxmlformats.org/markup-compatibility/2006" xmlns:aink="http://schemas.microsoft.com/office/drawing/2016/ink" xmlns:am3d="http://schemas.microsoft.com/office/drawing/2017/model3d" xmlns:o="urn:schemas-microsoft-com:office:office" xmlns:oel="http://schemas.microsoft.com/office/2019/extlst" xmlns:r="http://schemas.openxmlformats.org/officeDocument/2006/relationships" xmlns:m="http://schemas.openxmlformats.org/officeDocument/2006/math" xmlns:v="urn:schemas-microsoft-com:vml" xmlns:wp14="http://schemas.microsoft.com/office/word/2010/wordprocessingDrawing" xmlns:wp="http://schemas.openxmlformats.org/drawingml/2006/wordprocessingDrawing" xmlns:w10="urn:schemas-microsoft-com:office:word" xmlns:w="http://schemas.openxmlformats.org/wordprocessingml/2006/main" xmlns:w14="http://schemas.microsoft.com/office/word/2010/wordml" xmlns:w15="http://schemas.microsoft.com/office/word/2012/wordml" xmlns:w16cex="http://schemas.microsoft.com/office/word/2018/wordml/cex" xmlns:w16cid="http://schemas.microsoft.com/office/word/2016/wordml/cid" xmlns:w16="http://schemas.microsoft.com/office/word/2018/wordml" xmlns:w16du="http://schemas.microsoft.com/office/word/2023/wordml/word16du" xmlns:w16sdtdh="http://schemas.microsoft.com/office/word/2020/wordml/sdtdatahash" xmlns:w16se="http://schemas.microsoft.com/office/word/2015/wordml/symex" xmlns:wpg="http://schemas.microsoft.com/office/word/2010/wordprocessingGroup" xmlns:wpi="http://schemas.microsoft.com/office/word/2010/wordprocessingInk" xmlns:wne="http://schemas.microsoft.com/office/word/2006/wordml" xmlns:wps="http://schemas.microsoft.com/office/word/2010/wordprocessingShape" mc:Ignorable="w14 w15 w16se w16cid w16 w16cex w16sdtdh w16du wp14">
   <w:endnote w:type="separator" w:id="-1">
     <w:p>
       <w:pPr>
@@ -847,7 +895,7 @@
 </file>
 
 <file path=word/footer1.xml><?xml version="1.0" encoding="utf-8"?>
-<w:ftr xmlns:wpc="http://schemas.microsoft.com/office/word/2010/wordprocessingCanvas" xmlns:cx="http://schemas.microsoft.com/office/drawing/2014/chartex" xmlns:cx1="http://schemas.microsoft.com/office/drawing/2015/9/8/chartex" xmlns:cx2="http://schemas.microsoft.com/office/drawing/2015/10/21/chartex" xmlns:cx3="http://schemas.microsoft.com/office/drawing/2016/5/9/chartex" xmlns:cx4="http://schemas.microsoft.com/office/drawing/2016/5/10/chartex" xmlns:cx5="http://schemas.microsoft.com/office/drawing/2016/5/11/chartex" xmlns:cx6="http://schemas.microsoft.com/office/drawing/2016/5/12/chartex" xmlns:cx7="http://schemas.microsoft.com/office/drawing/2016/5/13/chartex" xmlns:cx8="http://schemas.microsoft.com/office/drawing/2016/5/14/chartex" xmlns:mc="http://schemas.openxmlformats.org/markup-compatibility/2006" xmlns:aink="http://schemas.microsoft.com/office/drawing/2016/ink" xmlns:am3d="http://schemas.microsoft.com/office/drawing/2017/model3d" xmlns:o="urn:schemas-microsoft-com:office:office" xmlns:r="http://schemas.openxmlformats.org/officeDocument/2006/relationships" xmlns:m="http://schemas.openxmlformats.org/officeDocument/2006/math" xmlns:v="urn:schemas-microsoft-com:vml" xmlns:wp14="http://schemas.microsoft.com/office/word/2010/wordprocessingDrawing" xmlns:wp="http://schemas.openxmlformats.org/drawingml/2006/wordprocessingDrawing" xmlns:w10="urn:schemas-microsoft-com:office:word" xmlns:w="http://schemas.openxmlformats.org/wordprocessingml/2006/main" xmlns:w14="http://schemas.microsoft.com/office/word/2010/wordml" xmlns:w15="http://schemas.microsoft.com/office/word/2012/wordml" xmlns:w16cex="http://schemas.microsoft.com/office/word/2018/wordml/cex" xmlns:w16cid="http://schemas.microsoft.com/office/word/2016/wordml/cid" xmlns:w16="http://schemas.microsoft.com/office/word/2018/wordml" xmlns:w16se="http://schemas.microsoft.com/office/word/2015/wordml/symex" xmlns:wpg="http://schemas.microsoft.com/office/word/2010/wordprocessingGroup" xmlns:wpi="http://schemas.microsoft.com/office/word/2010/wordprocessingInk" xmlns:wne="http://schemas.microsoft.com/office/word/2006/wordml" xmlns:wps="http://schemas.microsoft.com/office/word/2010/wordprocessingShape" mc:Ignorable="w14 w15 w16se w16cid w16 w16cex wp14">
+<w:ftr xmlns:wpc="http://schemas.microsoft.com/office/word/2010/wordprocessingCanvas" xmlns:cx="http://schemas.microsoft.com/office/drawing/2014/chartex" xmlns:cx1="http://schemas.microsoft.com/office/drawing/2015/9/8/chartex" xmlns:cx2="http://schemas.microsoft.com/office/drawing/2015/10/21/chartex" xmlns:cx3="http://schemas.microsoft.com/office/drawing/2016/5/9/chartex" xmlns:cx4="http://schemas.microsoft.com/office/drawing/2016/5/10/chartex" xmlns:cx5="http://schemas.microsoft.com/office/drawing/2016/5/11/chartex" xmlns:cx6="http://schemas.microsoft.com/office/drawing/2016/5/12/chartex" xmlns:cx7="http://schemas.microsoft.com/office/drawing/2016/5/13/chartex" xmlns:cx8="http://schemas.microsoft.com/office/drawing/2016/5/14/chartex" xmlns:mc="http://schemas.openxmlformats.org/markup-compatibility/2006" xmlns:aink="http://schemas.microsoft.com/office/drawing/2016/ink" xmlns:am3d="http://schemas.microsoft.com/office/drawing/2017/model3d" xmlns:o="urn:schemas-microsoft-com:office:office" xmlns:oel="http://schemas.microsoft.com/office/2019/extlst" xmlns:r="http://schemas.openxmlformats.org/officeDocument/2006/relationships" xmlns:m="http://schemas.openxmlformats.org/officeDocument/2006/math" xmlns:v="urn:schemas-microsoft-com:vml" xmlns:wp14="http://schemas.microsoft.com/office/word/2010/wordprocessingDrawing" xmlns:wp="http://schemas.openxmlformats.org/drawingml/2006/wordprocessingDrawing" xmlns:w10="urn:schemas-microsoft-com:office:word" xmlns:w="http://schemas.openxmlformats.org/wordprocessingml/2006/main" xmlns:w14="http://schemas.microsoft.com/office/word/2010/wordml" xmlns:w15="http://schemas.microsoft.com/office/word/2012/wordml" xmlns:w16cex="http://schemas.microsoft.com/office/word/2018/wordml/cex" xmlns:w16cid="http://schemas.microsoft.com/office/word/2016/wordml/cid" xmlns:w16="http://schemas.microsoft.com/office/word/2018/wordml" xmlns:w16du="http://schemas.microsoft.com/office/word/2023/wordml/word16du" xmlns:w16sdtdh="http://schemas.microsoft.com/office/word/2020/wordml/sdtdatahash" xmlns:w16se="http://schemas.microsoft.com/office/word/2015/wordml/symex" xmlns:wpg="http://schemas.microsoft.com/office/word/2010/wordprocessingGroup" xmlns:wpi="http://schemas.microsoft.com/office/word/2010/wordprocessingInk" xmlns:wne="http://schemas.microsoft.com/office/word/2006/wordml" xmlns:wps="http://schemas.microsoft.com/office/word/2010/wordprocessingShape" mc:Ignorable="w14 w15 w16se w16cid w16 w16cex w16sdtdh w16du wp14">
   <w:sdt>
     <w:sdtPr>
       <w:id w:val="973801655"/>
@@ -916,7 +964,7 @@
 </file>
 
 <file path=word/footnotes.xml><?xml version="1.0" encoding="utf-8"?>
-<w:footnotes xmlns:wpc="http://schemas.microsoft.com/office/word/2010/wordprocessingCanvas" xmlns:cx="http://schemas.microsoft.com/office/drawing/2014/chartex" xmlns:cx1="http://schemas.microsoft.com/office/drawing/2015/9/8/chartex" xmlns:cx2="http://schemas.microsoft.com/office/drawing/2015/10/21/chartex" xmlns:cx3="http://schemas.microsoft.com/office/drawing/2016/5/9/chartex" xmlns:cx4="http://schemas.microsoft.com/office/drawing/2016/5/10/chartex" xmlns:cx5="http://schemas.microsoft.com/office/drawing/2016/5/11/chartex" xmlns:cx6="http://schemas.microsoft.com/office/drawing/2016/5/12/chartex" xmlns:cx7="http://schemas.microsoft.com/office/drawing/2016/5/13/chartex" xmlns:cx8="http://schemas.microsoft.com/office/drawing/2016/5/14/chartex" xmlns:mc="http://schemas.openxmlformats.org/markup-compatibility/2006" xmlns:aink="http://schemas.microsoft.com/office/drawing/2016/ink" xmlns:am3d="http://schemas.microsoft.com/office/drawing/2017/model3d" xmlns:o="urn:schemas-microsoft-com:office:office" xmlns:r="http://schemas.openxmlformats.org/officeDocument/2006/relationships" xmlns:m="http://schemas.openxmlformats.org/officeDocument/2006/math" xmlns:v="urn:schemas-microsoft-com:vml" xmlns:wp14="http://schemas.microsoft.com/office/word/2010/wordprocessingDrawing" xmlns:wp="http://schemas.openxmlformats.org/drawingml/2006/wordprocessingDrawing" xmlns:w10="urn:schemas-microsoft-com:office:word" xmlns:w="http://schemas.openxmlformats.org/wordprocessingml/2006/main" xmlns:w14="http://schemas.microsoft.com/office/word/2010/wordml" xmlns:w15="http://schemas.microsoft.com/office/word/2012/wordml" xmlns:w16cex="http://schemas.microsoft.com/office/word/2018/wordml/cex" xmlns:w16cid="http://schemas.microsoft.com/office/word/2016/wordml/cid" xmlns:w16="http://schemas.microsoft.com/office/word/2018/wordml" xmlns:w16se="http://schemas.microsoft.com/office/word/2015/wordml/symex" xmlns:wpg="http://schemas.microsoft.com/office/word/2010/wordprocessingGroup" xmlns:wpi="http://schemas.microsoft.com/office/word/2010/wordprocessingInk" xmlns:wne="http://schemas.microsoft.com/office/word/2006/wordml" xmlns:wps="http://schemas.microsoft.com/office/word/2010/wordprocessingShape" mc:Ignorable="w14 w15 w16se w16cid w16 w16cex wp14">
+<w:footnotes xmlns:wpc="http://schemas.microsoft.com/office/word/2010/wordprocessingCanvas" xmlns:cx="http://schemas.microsoft.com/office/drawing/2014/chartex" xmlns:cx1="http://schemas.microsoft.com/office/drawing/2015/9/8/chartex" xmlns:cx2="http://schemas.microsoft.com/office/drawing/2015/10/21/chartex" xmlns:cx3="http://schemas.microsoft.com/office/drawing/2016/5/9/chartex" xmlns:cx4="http://schemas.microsoft.com/office/drawing/2016/5/10/chartex" xmlns:cx5="http://schemas.microsoft.com/office/drawing/2016/5/11/chartex" xmlns:cx6="http://schemas.microsoft.com/office/drawing/2016/5/12/chartex" xmlns:cx7="http://schemas.microsoft.com/office/drawing/2016/5/13/chartex" xmlns:cx8="http://schemas.microsoft.com/office/drawing/2016/5/14/chartex" xmlns:mc="http://schemas.openxmlformats.org/markup-compatibility/2006" xmlns:aink="http://schemas.microsoft.com/office/drawing/2016/ink" xmlns:am3d="http://schemas.microsoft.com/office/drawing/2017/model3d" xmlns:o="urn:schemas-microsoft-com:office:office" xmlns:oel="http://schemas.microsoft.com/office/2019/extlst" xmlns:r="http://schemas.openxmlformats.org/officeDocument/2006/relationships" xmlns:m="http://schemas.openxmlformats.org/officeDocument/2006/math" xmlns:v="urn:schemas-microsoft-com:vml" xmlns:wp14="http://schemas.microsoft.com/office/word/2010/wordprocessingDrawing" xmlns:wp="http://schemas.openxmlformats.org/drawingml/2006/wordprocessingDrawing" xmlns:w10="urn:schemas-microsoft-com:office:word" xmlns:w="http://schemas.openxmlformats.org/wordprocessingml/2006/main" xmlns:w14="http://schemas.microsoft.com/office/word/2010/wordml" xmlns:w15="http://schemas.microsoft.com/office/word/2012/wordml" xmlns:w16cex="http://schemas.microsoft.com/office/word/2018/wordml/cex" xmlns:w16cid="http://schemas.microsoft.com/office/word/2016/wordml/cid" xmlns:w16="http://schemas.microsoft.com/office/word/2018/wordml" xmlns:w16du="http://schemas.microsoft.com/office/word/2023/wordml/word16du" xmlns:w16sdtdh="http://schemas.microsoft.com/office/word/2020/wordml/sdtdatahash" xmlns:w16se="http://schemas.microsoft.com/office/word/2015/wordml/symex" xmlns:wpg="http://schemas.microsoft.com/office/word/2010/wordprocessingGroup" xmlns:wpi="http://schemas.microsoft.com/office/word/2010/wordprocessingInk" xmlns:wne="http://schemas.microsoft.com/office/word/2006/wordml" xmlns:wps="http://schemas.microsoft.com/office/word/2010/wordprocessingShape" mc:Ignorable="w14 w15 w16se w16cid w16 w16cex w16sdtdh w16du wp14">
   <w:footnote w:type="separator" w:id="-1">
     <w:p>
       <w:pPr>
@@ -941,7 +989,7 @@
 </file>
 
 <file path=word/header1.xml><?xml version="1.0" encoding="utf-8"?>
-<w:hdr xmlns:wpc="http://schemas.microsoft.com/office/word/2010/wordprocessingCanvas" xmlns:cx="http://schemas.microsoft.com/office/drawing/2014/chartex" xmlns:cx1="http://schemas.microsoft.com/office/drawing/2015/9/8/chartex" xmlns:cx2="http://schemas.microsoft.com/office/drawing/2015/10/21/chartex" xmlns:cx3="http://schemas.microsoft.com/office/drawing/2016/5/9/chartex" xmlns:cx4="http://schemas.microsoft.com/office/drawing/2016/5/10/chartex" xmlns:cx5="http://schemas.microsoft.com/office/drawing/2016/5/11/chartex" xmlns:cx6="http://schemas.microsoft.com/office/drawing/2016/5/12/chartex" xmlns:cx7="http://schemas.microsoft.com/office/drawing/2016/5/13/chartex" xmlns:cx8="http://schemas.microsoft.com/office/drawing/2016/5/14/chartex" xmlns:mc="http://schemas.openxmlformats.org/markup-compatibility/2006" xmlns:aink="http://schemas.microsoft.com/office/drawing/2016/ink" xmlns:am3d="http://schemas.microsoft.com/office/drawing/2017/model3d" xmlns:o="urn:schemas-microsoft-com:office:office" xmlns:r="http://schemas.openxmlformats.org/officeDocument/2006/relationships" xmlns:m="http://schemas.openxmlformats.org/officeDocument/2006/math" xmlns:v="urn:schemas-microsoft-com:vml" xmlns:wp14="http://schemas.microsoft.com/office/word/2010/wordprocessingDrawing" xmlns:wp="http://schemas.openxmlformats.org/drawingml/2006/wordprocessingDrawing" xmlns:w10="urn:schemas-microsoft-com:office:word" xmlns:w="http://schemas.openxmlformats.org/wordprocessingml/2006/main" xmlns:w14="http://schemas.microsoft.com/office/word/2010/wordml" xmlns:w15="http://schemas.microsoft.com/office/word/2012/wordml" xmlns:w16cex="http://schemas.microsoft.com/office/word/2018/wordml/cex" xmlns:w16cid="http://schemas.microsoft.com/office/word/2016/wordml/cid" xmlns:w16="http://schemas.microsoft.com/office/word/2018/wordml" xmlns:w16se="http://schemas.microsoft.com/office/word/2015/wordml/symex" xmlns:wpg="http://schemas.microsoft.com/office/word/2010/wordprocessingGroup" xmlns:wpi="http://schemas.microsoft.com/office/word/2010/wordprocessingInk" xmlns:wne="http://schemas.microsoft.com/office/word/2006/wordml" xmlns:wps="http://schemas.microsoft.com/office/word/2010/wordprocessingShape" mc:Ignorable="w14 w15 w16se w16cid w16 w16cex wp14">
+<w:hdr xmlns:wpc="http://schemas.microsoft.com/office/word/2010/wordprocessingCanvas" xmlns:cx="http://schemas.microsoft.com/office/drawing/2014/chartex" xmlns:cx1="http://schemas.microsoft.com/office/drawing/2015/9/8/chartex" xmlns:cx2="http://schemas.microsoft.com/office/drawing/2015/10/21/chartex" xmlns:cx3="http://schemas.microsoft.com/office/drawing/2016/5/9/chartex" xmlns:cx4="http://schemas.microsoft.com/office/drawing/2016/5/10/chartex" xmlns:cx5="http://schemas.microsoft.com/office/drawing/2016/5/11/chartex" xmlns:cx6="http://schemas.microsoft.com/office/drawing/2016/5/12/chartex" xmlns:cx7="http://schemas.microsoft.com/office/drawing/2016/5/13/chartex" xmlns:cx8="http://schemas.microsoft.com/office/drawing/2016/5/14/chartex" xmlns:mc="http://schemas.openxmlformats.org/markup-compatibility/2006" xmlns:aink="http://schemas.microsoft.com/office/drawing/2016/ink" xmlns:am3d="http://schemas.microsoft.com/office/drawing/2017/model3d" xmlns:o="urn:schemas-microsoft-com:office:office" xmlns:oel="http://schemas.microsoft.com/office/2019/extlst" xmlns:r="http://schemas.openxmlformats.org/officeDocument/2006/relationships" xmlns:m="http://schemas.openxmlformats.org/officeDocument/2006/math" xmlns:v="urn:schemas-microsoft-com:vml" xmlns:wp14="http://schemas.microsoft.com/office/word/2010/wordprocessingDrawing" xmlns:wp="http://schemas.openxmlformats.org/drawingml/2006/wordprocessingDrawing" xmlns:w10="urn:schemas-microsoft-com:office:word" xmlns:w="http://schemas.openxmlformats.org/wordprocessingml/2006/main" xmlns:w14="http://schemas.microsoft.com/office/word/2010/wordml" xmlns:w15="http://schemas.microsoft.com/office/word/2012/wordml" xmlns:w16cex="http://schemas.microsoft.com/office/word/2018/wordml/cex" xmlns:w16cid="http://schemas.microsoft.com/office/word/2016/wordml/cid" xmlns:w16="http://schemas.microsoft.com/office/word/2018/wordml" xmlns:w16du="http://schemas.microsoft.com/office/word/2023/wordml/word16du" xmlns:w16sdtdh="http://schemas.microsoft.com/office/word/2020/wordml/sdtdatahash" xmlns:w16se="http://schemas.microsoft.com/office/word/2015/wordml/symex" xmlns:wpg="http://schemas.microsoft.com/office/word/2010/wordprocessingGroup" xmlns:wpi="http://schemas.microsoft.com/office/word/2010/wordprocessingInk" xmlns:wne="http://schemas.microsoft.com/office/word/2006/wordml" xmlns:wps="http://schemas.microsoft.com/office/word/2010/wordprocessingShape" mc:Ignorable="w14 w15 w16se w16cid w16 w16cex w16sdtdh w16du wp14">
   <w:p>
     <w:pPr>
       <w:pStyle w:val="Heading1"/>
@@ -961,7 +1009,7 @@
 </file>
 
 <file path=word/numbering.xml><?xml version="1.0" encoding="utf-8"?>
-<w:numbering xmlns:wpc="http://schemas.microsoft.com/office/word/2010/wordprocessingCanvas" xmlns:cx="http://schemas.microsoft.com/office/drawing/2014/chartex" xmlns:cx1="http://schemas.microsoft.com/office/drawing/2015/9/8/chartex" xmlns:cx2="http://schemas.microsoft.com/office/drawing/2015/10/21/chartex" xmlns:cx3="http://schemas.microsoft.com/office/drawing/2016/5/9/chartex" xmlns:cx4="http://schemas.microsoft.com/office/drawing/2016/5/10/chartex" xmlns:cx5="http://schemas.microsoft.com/office/drawing/2016/5/11/chartex" xmlns:cx6="http://schemas.microsoft.com/office/drawing/2016/5/12/chartex" xmlns:cx7="http://schemas.microsoft.com/office/drawing/2016/5/13/chartex" xmlns:cx8="http://schemas.microsoft.com/office/drawing/2016/5/14/chartex" xmlns:mc="http://schemas.openxmlformats.org/markup-compatibility/2006" xmlns:aink="http://schemas.microsoft.com/office/drawing/2016/ink" xmlns:am3d="http://schemas.microsoft.com/office/drawing/2017/model3d" xmlns:o="urn:schemas-microsoft-com:office:office" xmlns:r="http://schemas.openxmlformats.org/officeDocument/2006/relationships" xmlns:m="http://schemas.openxmlformats.org/officeDocument/2006/math" xmlns:v="urn:schemas-microsoft-com:vml" xmlns:wp14="http://schemas.microsoft.com/office/word/2010/wordprocessingDrawing" xmlns:wp="http://schemas.openxmlformats.org/drawingml/2006/wordprocessingDrawing" xmlns:w10="urn:schemas-microsoft-com:office:word" xmlns:w="http://schemas.openxmlformats.org/wordprocessingml/2006/main" xmlns:w14="http://schemas.microsoft.com/office/word/2010/wordml" xmlns:w15="http://schemas.microsoft.com/office/word/2012/wordml" xmlns:w16cex="http://schemas.microsoft.com/office/word/2018/wordml/cex" xmlns:w16cid="http://schemas.microsoft.com/office/word/2016/wordml/cid" xmlns:w16="http://schemas.microsoft.com/office/word/2018/wordml" xmlns:w16se="http://schemas.microsoft.com/office/word/2015/wordml/symex" xmlns:wpg="http://schemas.microsoft.com/office/word/2010/wordprocessingGroup" xmlns:wpi="http://schemas.microsoft.com/office/word/2010/wordprocessingInk" xmlns:wne="http://schemas.microsoft.com/office/word/2006/wordml" xmlns:wps="http://schemas.microsoft.com/office/word/2010/wordprocessingShape" mc:Ignorable="w14 w15 w16se w16cid w16 w16cex wp14">
+<w:numbering xmlns:wpc="http://schemas.microsoft.com/office/word/2010/wordprocessingCanvas" xmlns:cx="http://schemas.microsoft.com/office/drawing/2014/chartex" xmlns:cx1="http://schemas.microsoft.com/office/drawing/2015/9/8/chartex" xmlns:cx2="http://schemas.microsoft.com/office/drawing/2015/10/21/chartex" xmlns:cx3="http://schemas.microsoft.com/office/drawing/2016/5/9/chartex" xmlns:cx4="http://schemas.microsoft.com/office/drawing/2016/5/10/chartex" xmlns:cx5="http://schemas.microsoft.com/office/drawing/2016/5/11/chartex" xmlns:cx6="http://schemas.microsoft.com/office/drawing/2016/5/12/chartex" xmlns:cx7="http://schemas.microsoft.com/office/drawing/2016/5/13/chartex" xmlns:cx8="http://schemas.microsoft.com/office/drawing/2016/5/14/chartex" xmlns:mc="http://schemas.openxmlformats.org/markup-compatibility/2006" xmlns:aink="http://schemas.microsoft.com/office/drawing/2016/ink" xmlns:am3d="http://schemas.microsoft.com/office/drawing/2017/model3d" xmlns:o="urn:schemas-microsoft-com:office:office" xmlns:oel="http://schemas.microsoft.com/office/2019/extlst" xmlns:r="http://schemas.openxmlformats.org/officeDocument/2006/relationships" xmlns:m="http://schemas.openxmlformats.org/officeDocument/2006/math" xmlns:v="urn:schemas-microsoft-com:vml" xmlns:wp14="http://schemas.microsoft.com/office/word/2010/wordprocessingDrawing" xmlns:wp="http://schemas.openxmlformats.org/drawingml/2006/wordprocessingDrawing" xmlns:w10="urn:schemas-microsoft-com:office:word" xmlns:w="http://schemas.openxmlformats.org/wordprocessingml/2006/main" xmlns:w14="http://schemas.microsoft.com/office/word/2010/wordml" xmlns:w15="http://schemas.microsoft.com/office/word/2012/wordml" xmlns:w16cex="http://schemas.microsoft.com/office/word/2018/wordml/cex" xmlns:w16cid="http://schemas.microsoft.com/office/word/2016/wordml/cid" xmlns:w16="http://schemas.microsoft.com/office/word/2018/wordml" xmlns:w16du="http://schemas.microsoft.com/office/word/2023/wordml/word16du" xmlns:w16sdtdh="http://schemas.microsoft.com/office/word/2020/wordml/sdtdatahash" xmlns:w16se="http://schemas.microsoft.com/office/word/2015/wordml/symex" xmlns:wpg="http://schemas.microsoft.com/office/word/2010/wordprocessingGroup" xmlns:wpi="http://schemas.microsoft.com/office/word/2010/wordprocessingInk" xmlns:wne="http://schemas.microsoft.com/office/word/2006/wordml" xmlns:wps="http://schemas.microsoft.com/office/word/2010/wordprocessingShape" mc:Ignorable="w14 w15 w16se w16cid w16 w16cex w16sdtdh w16du wp14">
   <w:abstractNum w:abstractNumId="0" w15:restartNumberingAfterBreak="0">
     <w:nsid w:val="0836350C"/>
     <w:multiLevelType w:val="hybridMultilevel"/>
@@ -3736,79 +3784,79 @@
       </w:pPr>
     </w:lvl>
   </w:abstractNum>
-  <w:num w:numId="1">
+  <w:num w:numId="1" w16cid:durableId="106436504">
     <w:abstractNumId w:val="4"/>
   </w:num>
-  <w:num w:numId="2">
+  <w:num w:numId="2" w16cid:durableId="1675454052">
     <w:abstractNumId w:val="5"/>
   </w:num>
-  <w:num w:numId="3">
+  <w:num w:numId="3" w16cid:durableId="41904779">
     <w:abstractNumId w:val="13"/>
   </w:num>
-  <w:num w:numId="4">
+  <w:num w:numId="4" w16cid:durableId="892810908">
     <w:abstractNumId w:val="28"/>
   </w:num>
-  <w:num w:numId="5">
+  <w:num w:numId="5" w16cid:durableId="981278139">
     <w:abstractNumId w:val="3"/>
   </w:num>
-  <w:num w:numId="6">
+  <w:num w:numId="6" w16cid:durableId="1412964277">
     <w:abstractNumId w:val="23"/>
   </w:num>
-  <w:num w:numId="7">
+  <w:num w:numId="7" w16cid:durableId="998265387">
     <w:abstractNumId w:val="17"/>
   </w:num>
-  <w:num w:numId="8">
+  <w:num w:numId="8" w16cid:durableId="348725275">
     <w:abstractNumId w:val="24"/>
   </w:num>
-  <w:num w:numId="9">
+  <w:num w:numId="9" w16cid:durableId="1483958953">
     <w:abstractNumId w:val="25"/>
   </w:num>
-  <w:num w:numId="10">
+  <w:num w:numId="10" w16cid:durableId="1897159906">
     <w:abstractNumId w:val="29"/>
   </w:num>
-  <w:num w:numId="11">
+  <w:num w:numId="11" w16cid:durableId="122313523">
     <w:abstractNumId w:val="1"/>
   </w:num>
-  <w:num w:numId="12">
+  <w:num w:numId="12" w16cid:durableId="148251457">
     <w:abstractNumId w:val="6"/>
   </w:num>
-  <w:num w:numId="13">
+  <w:num w:numId="13" w16cid:durableId="428084108">
     <w:abstractNumId w:val="2"/>
   </w:num>
-  <w:num w:numId="14">
+  <w:num w:numId="14" w16cid:durableId="943727391">
     <w:abstractNumId w:val="12"/>
   </w:num>
-  <w:num w:numId="15">
+  <w:num w:numId="15" w16cid:durableId="2125536105">
     <w:abstractNumId w:val="27"/>
   </w:num>
-  <w:num w:numId="16">
+  <w:num w:numId="16" w16cid:durableId="415564839">
     <w:abstractNumId w:val="10"/>
   </w:num>
-  <w:num w:numId="17">
+  <w:num w:numId="17" w16cid:durableId="182402386">
     <w:abstractNumId w:val="15"/>
   </w:num>
-  <w:num w:numId="18">
+  <w:num w:numId="18" w16cid:durableId="493297087">
     <w:abstractNumId w:val="30"/>
   </w:num>
-  <w:num w:numId="19">
+  <w:num w:numId="19" w16cid:durableId="1210074042">
     <w:abstractNumId w:val="26"/>
   </w:num>
-  <w:num w:numId="20">
+  <w:num w:numId="20" w16cid:durableId="1152715703">
     <w:abstractNumId w:val="21"/>
   </w:num>
-  <w:num w:numId="21">
+  <w:num w:numId="21" w16cid:durableId="211970026">
     <w:abstractNumId w:val="11"/>
   </w:num>
-  <w:num w:numId="22">
+  <w:num w:numId="22" w16cid:durableId="13265803">
     <w:abstractNumId w:val="16"/>
   </w:num>
-  <w:num w:numId="23">
+  <w:num w:numId="23" w16cid:durableId="418792626">
     <w:abstractNumId w:val="18"/>
   </w:num>
-  <w:num w:numId="24">
+  <w:num w:numId="24" w16cid:durableId="613482665">
     <w:abstractNumId w:val="22"/>
   </w:num>
-  <w:num w:numId="25">
+  <w:num w:numId="25" w16cid:durableId="2065449271">
     <w:abstractNumId w:val="1"/>
     <w:lvlOverride w:ilvl="0">
       <w:startOverride w:val="1"/>
@@ -3838,32 +3886,32 @@
       <w:startOverride w:val="1"/>
     </w:lvlOverride>
   </w:num>
-  <w:num w:numId="26">
+  <w:num w:numId="26" w16cid:durableId="2046905125">
     <w:abstractNumId w:val="19"/>
   </w:num>
-  <w:num w:numId="27">
+  <w:num w:numId="27" w16cid:durableId="1388189604">
     <w:abstractNumId w:val="7"/>
   </w:num>
-  <w:num w:numId="28">
+  <w:num w:numId="28" w16cid:durableId="1254556574">
     <w:abstractNumId w:val="20"/>
   </w:num>
-  <w:num w:numId="29">
+  <w:num w:numId="29" w16cid:durableId="1712268915">
     <w:abstractNumId w:val="8"/>
   </w:num>
-  <w:num w:numId="30">
+  <w:num w:numId="30" w16cid:durableId="955911741">
     <w:abstractNumId w:val="9"/>
   </w:num>
-  <w:num w:numId="31">
+  <w:num w:numId="31" w16cid:durableId="575554882">
     <w:abstractNumId w:val="14"/>
   </w:num>
-  <w:num w:numId="32">
+  <w:num w:numId="32" w16cid:durableId="2138256537">
     <w:abstractNumId w:val="0"/>
   </w:num>
 </w:numbering>
 </file>
 
 <file path=word/styles.xml><?xml version="1.0" encoding="utf-8"?>
-<w:styles xmlns:mc="http://schemas.openxmlformats.org/markup-compatibility/2006" xmlns:r="http://schemas.openxmlformats.org/officeDocument/2006/relationships" xmlns:w="http://schemas.openxmlformats.org/wordprocessingml/2006/main" xmlns:w14="http://schemas.microsoft.com/office/word/2010/wordml" xmlns:w15="http://schemas.microsoft.com/office/word/2012/wordml" xmlns:w16cex="http://schemas.microsoft.com/office/word/2018/wordml/cex" xmlns:w16cid="http://schemas.microsoft.com/office/word/2016/wordml/cid" xmlns:w16="http://schemas.microsoft.com/office/word/2018/wordml" xmlns:w16se="http://schemas.microsoft.com/office/word/2015/wordml/symex" mc:Ignorable="w14 w15 w16se w16cid w16 w16cex">
+<w:styles xmlns:mc="http://schemas.openxmlformats.org/markup-compatibility/2006" xmlns:r="http://schemas.openxmlformats.org/officeDocument/2006/relationships" xmlns:w="http://schemas.openxmlformats.org/wordprocessingml/2006/main" xmlns:w14="http://schemas.microsoft.com/office/word/2010/wordml" xmlns:w15="http://schemas.microsoft.com/office/word/2012/wordml" xmlns:w16cex="http://schemas.microsoft.com/office/word/2018/wordml/cex" xmlns:w16cid="http://schemas.microsoft.com/office/word/2016/wordml/cid" xmlns:w16="http://schemas.microsoft.com/office/word/2018/wordml" xmlns:w16du="http://schemas.microsoft.com/office/word/2023/wordml/word16du" xmlns:w16sdtdh="http://schemas.microsoft.com/office/word/2020/wordml/sdtdatahash" xmlns:w16se="http://schemas.microsoft.com/office/word/2015/wordml/symex" mc:Ignorable="w14 w15 w16se w16cid w16 w16cex w16sdtdh w16du">
   <w:docDefaults>
     <w:rPrDefault>
       <w:rPr>

--- a/lessons/26/PushButtonActivity.docx
+++ b/lessons/26/PushButtonActivity.docx
@@ -1,6 +1,6 @@
 
 <file path=word/document.xml><?xml version="1.0" encoding="utf-8"?>
-<w:document xmlns:wpc="http://schemas.microsoft.com/office/word/2010/wordprocessingCanvas" xmlns:cx="http://schemas.microsoft.com/office/drawing/2014/chartex" xmlns:cx1="http://schemas.microsoft.com/office/drawing/2015/9/8/chartex" xmlns:cx2="http://schemas.microsoft.com/office/drawing/2015/10/21/chartex" xmlns:cx3="http://schemas.microsoft.com/office/drawing/2016/5/9/chartex" xmlns:cx4="http://schemas.microsoft.com/office/drawing/2016/5/10/chartex" xmlns:cx5="http://schemas.microsoft.com/office/drawing/2016/5/11/chartex" xmlns:cx6="http://schemas.microsoft.com/office/drawing/2016/5/12/chartex" xmlns:cx7="http://schemas.microsoft.com/office/drawing/2016/5/13/chartex" xmlns:cx8="http://schemas.microsoft.com/office/drawing/2016/5/14/chartex" xmlns:mc="http://schemas.openxmlformats.org/markup-compatibility/2006" xmlns:aink="http://schemas.microsoft.com/office/drawing/2016/ink" xmlns:am3d="http://schemas.microsoft.com/office/drawing/2017/model3d" xmlns:o="urn:schemas-microsoft-com:office:office" xmlns:oel="http://schemas.microsoft.com/office/2019/extlst" xmlns:r="http://schemas.openxmlformats.org/officeDocument/2006/relationships" xmlns:m="http://schemas.openxmlformats.org/officeDocument/2006/math" xmlns:v="urn:schemas-microsoft-com:vml" xmlns:wp14="http://schemas.microsoft.com/office/word/2010/wordprocessingDrawing" xmlns:wp="http://schemas.openxmlformats.org/drawingml/2006/wordprocessingDrawing" xmlns:w10="urn:schemas-microsoft-com:office:word" xmlns:w="http://schemas.openxmlformats.org/wordprocessingml/2006/main" xmlns:w14="http://schemas.microsoft.com/office/word/2010/wordml" xmlns:w15="http://schemas.microsoft.com/office/word/2012/wordml" xmlns:w16cex="http://schemas.microsoft.com/office/word/2018/wordml/cex" xmlns:w16cid="http://schemas.microsoft.com/office/word/2016/wordml/cid" xmlns:w16="http://schemas.microsoft.com/office/word/2018/wordml" xmlns:w16du="http://schemas.microsoft.com/office/word/2023/wordml/word16du" xmlns:w16sdtdh="http://schemas.microsoft.com/office/word/2020/wordml/sdtdatahash" xmlns:w16se="http://schemas.microsoft.com/office/word/2015/wordml/symex" xmlns:wpg="http://schemas.microsoft.com/office/word/2010/wordprocessingGroup" xmlns:wpi="http://schemas.microsoft.com/office/word/2010/wordprocessingInk" xmlns:wne="http://schemas.microsoft.com/office/word/2006/wordml" xmlns:wps="http://schemas.microsoft.com/office/word/2010/wordprocessingShape" mc:Ignorable="w14 w15 w16se w16cid w16 w16cex w16sdtdh w16du wp14">
+<w:document xmlns:wpc="http://schemas.microsoft.com/office/word/2010/wordprocessingCanvas" xmlns:cx="http://schemas.microsoft.com/office/drawing/2014/chartex" xmlns:cx1="http://schemas.microsoft.com/office/drawing/2015/9/8/chartex" xmlns:cx2="http://schemas.microsoft.com/office/drawing/2015/10/21/chartex" xmlns:cx3="http://schemas.microsoft.com/office/drawing/2016/5/9/chartex" xmlns:cx4="http://schemas.microsoft.com/office/drawing/2016/5/10/chartex" xmlns:cx5="http://schemas.microsoft.com/office/drawing/2016/5/11/chartex" xmlns:cx6="http://schemas.microsoft.com/office/drawing/2016/5/12/chartex" xmlns:cx7="http://schemas.microsoft.com/office/drawing/2016/5/13/chartex" xmlns:cx8="http://schemas.microsoft.com/office/drawing/2016/5/14/chartex" xmlns:mc="http://schemas.openxmlformats.org/markup-compatibility/2006" xmlns:aink="http://schemas.microsoft.com/office/drawing/2016/ink" xmlns:am3d="http://schemas.microsoft.com/office/drawing/2017/model3d" xmlns:o="urn:schemas-microsoft-com:office:office" xmlns:oel="http://schemas.microsoft.com/office/2019/extlst" xmlns:r="http://schemas.openxmlformats.org/officeDocument/2006/relationships" xmlns:m="http://schemas.openxmlformats.org/officeDocument/2006/math" xmlns:v="urn:schemas-microsoft-com:vml" xmlns:wp14="http://schemas.microsoft.com/office/word/2010/wordprocessingDrawing" xmlns:wp="http://schemas.openxmlformats.org/drawingml/2006/wordprocessingDrawing" xmlns:w10="urn:schemas-microsoft-com:office:word" xmlns:w="http://schemas.openxmlformats.org/wordprocessingml/2006/main" xmlns:w14="http://schemas.microsoft.com/office/word/2010/wordml" xmlns:w15="http://schemas.microsoft.com/office/word/2012/wordml" xmlns:w16cex="http://schemas.microsoft.com/office/word/2018/wordml/cex" xmlns:w16cid="http://schemas.microsoft.com/office/word/2016/wordml/cid" xmlns:w16="http://schemas.microsoft.com/office/word/2018/wordml" xmlns:w16du="http://schemas.microsoft.com/office/word/2023/wordml/word16du" xmlns:w16sdtdh="http://schemas.microsoft.com/office/word/2020/wordml/sdtdatahash" xmlns:w16sdtfl="http://schemas.microsoft.com/office/word/2024/wordml/sdtformatlock" xmlns:w16se="http://schemas.microsoft.com/office/word/2015/wordml/symex" xmlns:wpg="http://schemas.microsoft.com/office/word/2010/wordprocessingGroup" xmlns:wpi="http://schemas.microsoft.com/office/word/2010/wordprocessingInk" xmlns:wne="http://schemas.microsoft.com/office/word/2006/wordml" xmlns:wps="http://schemas.microsoft.com/office/word/2010/wordprocessingShape" mc:Ignorable="w14 w15 w16se w16cid w16 w16cex w16sdtdh w16sdtfl w16du wp14">
   <w:body>
     <w:p>
       <w:pPr>
@@ -40,13 +40,7 @@
         <w:rPr>
           <w:rFonts w:cs="Cavolini"/>
         </w:rPr>
-        <w:t>.</w:t>
-      </w:r>
-      <w:r>
-        <w:rPr>
-          <w:rFonts w:cs="Cavolini"/>
-        </w:rPr>
-        <w:t>1</w:t>
+        <w:t>.0</w:t>
       </w:r>
     </w:p>
     <w:p>
@@ -130,15 +124,7 @@
         <w:t>Copy the line or lines of code below that tell the Raspberry Pi GPIO that pin</w:t>
       </w:r>
       <w:r>
-        <w:t xml:space="preserve"> </w:t>
-      </w:r>
-      <w:proofErr w:type="gramStart"/>
-      <w:r>
-        <w:t>24</w:t>
-      </w:r>
-      <w:proofErr w:type="gramEnd"/>
-      <w:r>
-        <w:t xml:space="preserve"> is connected to the pushbutton and </w:t>
+        <w:t xml:space="preserve"> 24 is connected to the pushbutton and </w:t>
       </w:r>
       <w:r>
         <w:t>it is an input.</w:t>
@@ -772,23 +758,7 @@
         <w:t xml:space="preserve"> In the second block of code the </w:t>
       </w:r>
       <w:r>
-        <w:t xml:space="preserve">pushbutton was </w:t>
-      </w:r>
-      <w:proofErr w:type="gramStart"/>
-      <w:r>
-        <w:t>tested</w:t>
-      </w:r>
-      <w:proofErr w:type="gramEnd"/>
-      <w:r>
-        <w:t xml:space="preserve"> at the end of the loop. In the initial code block it was </w:t>
-      </w:r>
-      <w:proofErr w:type="gramStart"/>
-      <w:r>
-        <w:t>tested</w:t>
-      </w:r>
-      <w:proofErr w:type="gramEnd"/>
-      <w:r>
-        <w:t xml:space="preserve"> at the beginning. </w:t>
+        <w:t xml:space="preserve">pushbutton was tested at the end of the loop. In the initial code block it was tested at the beginning. </w:t>
       </w:r>
       <w:r>
         <w:t xml:space="preserve">Does this change the function or operation of the code? Why or </w:t>
@@ -858,8 +828,12 @@
       </w:r>
     </w:p>
     <w:sectPr>
-      <w:headerReference w:type="default" r:id="rId9"/>
-      <w:footerReference w:type="default" r:id="rId10"/>
+      <w:headerReference w:type="even" r:id="rId9"/>
+      <w:headerReference w:type="default" r:id="rId10"/>
+      <w:footerReference w:type="even" r:id="rId11"/>
+      <w:footerReference w:type="default" r:id="rId12"/>
+      <w:headerReference w:type="first" r:id="rId13"/>
+      <w:footerReference w:type="first" r:id="rId14"/>
       <w:pgSz w:w="12240" w:h="15840"/>
       <w:pgMar w:top="1440" w:right="1440" w:bottom="1440" w:left="1440" w:header="720" w:footer="720" w:gutter="0"/>
       <w:cols w:space="720"/>
@@ -870,7 +844,7 @@
 </file>
 
 <file path=word/endnotes.xml><?xml version="1.0" encoding="utf-8"?>
-<w:endnotes xmlns:wpc="http://schemas.microsoft.com/office/word/2010/wordprocessingCanvas" xmlns:cx="http://schemas.microsoft.com/office/drawing/2014/chartex" xmlns:cx1="http://schemas.microsoft.com/office/drawing/2015/9/8/chartex" xmlns:cx2="http://schemas.microsoft.com/office/drawing/2015/10/21/chartex" xmlns:cx3="http://schemas.microsoft.com/office/drawing/2016/5/9/chartex" xmlns:cx4="http://schemas.microsoft.com/office/drawing/2016/5/10/chartex" xmlns:cx5="http://schemas.microsoft.com/office/drawing/2016/5/11/chartex" xmlns:cx6="http://schemas.microsoft.com/office/drawing/2016/5/12/chartex" xmlns:cx7="http://schemas.microsoft.com/office/drawing/2016/5/13/chartex" xmlns:cx8="http://schemas.microsoft.com/office/drawing/2016/5/14/chartex" xmlns:mc="http://schemas.openxmlformats.org/markup-compatibility/2006" xmlns:aink="http://schemas.microsoft.com/office/drawing/2016/ink" xmlns:am3d="http://schemas.microsoft.com/office/drawing/2017/model3d" xmlns:o="urn:schemas-microsoft-com:office:office" xmlns:oel="http://schemas.microsoft.com/office/2019/extlst" xmlns:r="http://schemas.openxmlformats.org/officeDocument/2006/relationships" xmlns:m="http://schemas.openxmlformats.org/officeDocument/2006/math" xmlns:v="urn:schemas-microsoft-com:vml" xmlns:wp14="http://schemas.microsoft.com/office/word/2010/wordprocessingDrawing" xmlns:wp="http://schemas.openxmlformats.org/drawingml/2006/wordprocessingDrawing" xmlns:w10="urn:schemas-microsoft-com:office:word" xmlns:w="http://schemas.openxmlformats.org/wordprocessingml/2006/main" xmlns:w14="http://schemas.microsoft.com/office/word/2010/wordml" xmlns:w15="http://schemas.microsoft.com/office/word/2012/wordml" xmlns:w16cex="http://schemas.microsoft.com/office/word/2018/wordml/cex" xmlns:w16cid="http://schemas.microsoft.com/office/word/2016/wordml/cid" xmlns:w16="http://schemas.microsoft.com/office/word/2018/wordml" xmlns:w16du="http://schemas.microsoft.com/office/word/2023/wordml/word16du" xmlns:w16sdtdh="http://schemas.microsoft.com/office/word/2020/wordml/sdtdatahash" xmlns:w16se="http://schemas.microsoft.com/office/word/2015/wordml/symex" xmlns:wpg="http://schemas.microsoft.com/office/word/2010/wordprocessingGroup" xmlns:wpi="http://schemas.microsoft.com/office/word/2010/wordprocessingInk" xmlns:wne="http://schemas.microsoft.com/office/word/2006/wordml" xmlns:wps="http://schemas.microsoft.com/office/word/2010/wordprocessingShape" mc:Ignorable="w14 w15 w16se w16cid w16 w16cex w16sdtdh w16du wp14">
+<w:endnotes xmlns:wpc="http://schemas.microsoft.com/office/word/2010/wordprocessingCanvas" xmlns:cx="http://schemas.microsoft.com/office/drawing/2014/chartex" xmlns:cx1="http://schemas.microsoft.com/office/drawing/2015/9/8/chartex" xmlns:cx2="http://schemas.microsoft.com/office/drawing/2015/10/21/chartex" xmlns:cx3="http://schemas.microsoft.com/office/drawing/2016/5/9/chartex" xmlns:cx4="http://schemas.microsoft.com/office/drawing/2016/5/10/chartex" xmlns:cx5="http://schemas.microsoft.com/office/drawing/2016/5/11/chartex" xmlns:cx6="http://schemas.microsoft.com/office/drawing/2016/5/12/chartex" xmlns:cx7="http://schemas.microsoft.com/office/drawing/2016/5/13/chartex" xmlns:cx8="http://schemas.microsoft.com/office/drawing/2016/5/14/chartex" xmlns:mc="http://schemas.openxmlformats.org/markup-compatibility/2006" xmlns:aink="http://schemas.microsoft.com/office/drawing/2016/ink" xmlns:am3d="http://schemas.microsoft.com/office/drawing/2017/model3d" xmlns:o="urn:schemas-microsoft-com:office:office" xmlns:oel="http://schemas.microsoft.com/office/2019/extlst" xmlns:r="http://schemas.openxmlformats.org/officeDocument/2006/relationships" xmlns:m="http://schemas.openxmlformats.org/officeDocument/2006/math" xmlns:v="urn:schemas-microsoft-com:vml" xmlns:wp14="http://schemas.microsoft.com/office/word/2010/wordprocessingDrawing" xmlns:wp="http://schemas.openxmlformats.org/drawingml/2006/wordprocessingDrawing" xmlns:w10="urn:schemas-microsoft-com:office:word" xmlns:w="http://schemas.openxmlformats.org/wordprocessingml/2006/main" xmlns:w14="http://schemas.microsoft.com/office/word/2010/wordml" xmlns:w15="http://schemas.microsoft.com/office/word/2012/wordml" xmlns:w16cex="http://schemas.microsoft.com/office/word/2018/wordml/cex" xmlns:w16cid="http://schemas.microsoft.com/office/word/2016/wordml/cid" xmlns:w16="http://schemas.microsoft.com/office/word/2018/wordml" xmlns:w16du="http://schemas.microsoft.com/office/word/2023/wordml/word16du" xmlns:w16sdtdh="http://schemas.microsoft.com/office/word/2020/wordml/sdtdatahash" xmlns:w16sdtfl="http://schemas.microsoft.com/office/word/2024/wordml/sdtformatlock" xmlns:w16se="http://schemas.microsoft.com/office/word/2015/wordml/symex" xmlns:wpg="http://schemas.microsoft.com/office/word/2010/wordprocessingGroup" xmlns:wpi="http://schemas.microsoft.com/office/word/2010/wordprocessingInk" xmlns:wne="http://schemas.microsoft.com/office/word/2006/wordml" xmlns:wps="http://schemas.microsoft.com/office/word/2010/wordprocessingShape" mc:Ignorable="w14 w15 w16se w16cid w16 w16cex w16sdtdh w16sdtfl w16du wp14">
   <w:endnote w:type="separator" w:id="-1">
     <w:p>
       <w:pPr>
@@ -895,7 +869,17 @@
 </file>
 
 <file path=word/footer1.xml><?xml version="1.0" encoding="utf-8"?>
-<w:ftr xmlns:wpc="http://schemas.microsoft.com/office/word/2010/wordprocessingCanvas" xmlns:cx="http://schemas.microsoft.com/office/drawing/2014/chartex" xmlns:cx1="http://schemas.microsoft.com/office/drawing/2015/9/8/chartex" xmlns:cx2="http://schemas.microsoft.com/office/drawing/2015/10/21/chartex" xmlns:cx3="http://schemas.microsoft.com/office/drawing/2016/5/9/chartex" xmlns:cx4="http://schemas.microsoft.com/office/drawing/2016/5/10/chartex" xmlns:cx5="http://schemas.microsoft.com/office/drawing/2016/5/11/chartex" xmlns:cx6="http://schemas.microsoft.com/office/drawing/2016/5/12/chartex" xmlns:cx7="http://schemas.microsoft.com/office/drawing/2016/5/13/chartex" xmlns:cx8="http://schemas.microsoft.com/office/drawing/2016/5/14/chartex" xmlns:mc="http://schemas.openxmlformats.org/markup-compatibility/2006" xmlns:aink="http://schemas.microsoft.com/office/drawing/2016/ink" xmlns:am3d="http://schemas.microsoft.com/office/drawing/2017/model3d" xmlns:o="urn:schemas-microsoft-com:office:office" xmlns:oel="http://schemas.microsoft.com/office/2019/extlst" xmlns:r="http://schemas.openxmlformats.org/officeDocument/2006/relationships" xmlns:m="http://schemas.openxmlformats.org/officeDocument/2006/math" xmlns:v="urn:schemas-microsoft-com:vml" xmlns:wp14="http://schemas.microsoft.com/office/word/2010/wordprocessingDrawing" xmlns:wp="http://schemas.openxmlformats.org/drawingml/2006/wordprocessingDrawing" xmlns:w10="urn:schemas-microsoft-com:office:word" xmlns:w="http://schemas.openxmlformats.org/wordprocessingml/2006/main" xmlns:w14="http://schemas.microsoft.com/office/word/2010/wordml" xmlns:w15="http://schemas.microsoft.com/office/word/2012/wordml" xmlns:w16cex="http://schemas.microsoft.com/office/word/2018/wordml/cex" xmlns:w16cid="http://schemas.microsoft.com/office/word/2016/wordml/cid" xmlns:w16="http://schemas.microsoft.com/office/word/2018/wordml" xmlns:w16du="http://schemas.microsoft.com/office/word/2023/wordml/word16du" xmlns:w16sdtdh="http://schemas.microsoft.com/office/word/2020/wordml/sdtdatahash" xmlns:w16se="http://schemas.microsoft.com/office/word/2015/wordml/symex" xmlns:wpg="http://schemas.microsoft.com/office/word/2010/wordprocessingGroup" xmlns:wpi="http://schemas.microsoft.com/office/word/2010/wordprocessingInk" xmlns:wne="http://schemas.microsoft.com/office/word/2006/wordml" xmlns:wps="http://schemas.microsoft.com/office/word/2010/wordprocessingShape" mc:Ignorable="w14 w15 w16se w16cid w16 w16cex w16sdtdh w16du wp14">
+<w:ftr xmlns:wpc="http://schemas.microsoft.com/office/word/2010/wordprocessingCanvas" xmlns:cx="http://schemas.microsoft.com/office/drawing/2014/chartex" xmlns:cx1="http://schemas.microsoft.com/office/drawing/2015/9/8/chartex" xmlns:cx2="http://schemas.microsoft.com/office/drawing/2015/10/21/chartex" xmlns:cx3="http://schemas.microsoft.com/office/drawing/2016/5/9/chartex" xmlns:cx4="http://schemas.microsoft.com/office/drawing/2016/5/10/chartex" xmlns:cx5="http://schemas.microsoft.com/office/drawing/2016/5/11/chartex" xmlns:cx6="http://schemas.microsoft.com/office/drawing/2016/5/12/chartex" xmlns:cx7="http://schemas.microsoft.com/office/drawing/2016/5/13/chartex" xmlns:cx8="http://schemas.microsoft.com/office/drawing/2016/5/14/chartex" xmlns:mc="http://schemas.openxmlformats.org/markup-compatibility/2006" xmlns:aink="http://schemas.microsoft.com/office/drawing/2016/ink" xmlns:am3d="http://schemas.microsoft.com/office/drawing/2017/model3d" xmlns:o="urn:schemas-microsoft-com:office:office" xmlns:oel="http://schemas.microsoft.com/office/2019/extlst" xmlns:r="http://schemas.openxmlformats.org/officeDocument/2006/relationships" xmlns:m="http://schemas.openxmlformats.org/officeDocument/2006/math" xmlns:v="urn:schemas-microsoft-com:vml" xmlns:wp14="http://schemas.microsoft.com/office/word/2010/wordprocessingDrawing" xmlns:wp="http://schemas.openxmlformats.org/drawingml/2006/wordprocessingDrawing" xmlns:w10="urn:schemas-microsoft-com:office:word" xmlns:w="http://schemas.openxmlformats.org/wordprocessingml/2006/main" xmlns:w14="http://schemas.microsoft.com/office/word/2010/wordml" xmlns:w15="http://schemas.microsoft.com/office/word/2012/wordml" xmlns:w16cex="http://schemas.microsoft.com/office/word/2018/wordml/cex" xmlns:w16cid="http://schemas.microsoft.com/office/word/2016/wordml/cid" xmlns:w16="http://schemas.microsoft.com/office/word/2018/wordml" xmlns:w16du="http://schemas.microsoft.com/office/word/2023/wordml/word16du" xmlns:w16sdtdh="http://schemas.microsoft.com/office/word/2020/wordml/sdtdatahash" xmlns:w16sdtfl="http://schemas.microsoft.com/office/word/2024/wordml/sdtformatlock" xmlns:w16se="http://schemas.microsoft.com/office/word/2015/wordml/symex" xmlns:wpg="http://schemas.microsoft.com/office/word/2010/wordprocessingGroup" xmlns:wpi="http://schemas.microsoft.com/office/word/2010/wordprocessingInk" xmlns:wne="http://schemas.microsoft.com/office/word/2006/wordml" xmlns:wps="http://schemas.microsoft.com/office/word/2010/wordprocessingShape" mc:Ignorable="w14 w15 w16se w16cid w16 w16cex w16sdtdh w16sdtfl w16du wp14">
+  <w:p>
+    <w:pPr>
+      <w:pStyle w:val="Footer"/>
+    </w:pPr>
+  </w:p>
+</w:ftr>
+</file>
+
+<file path=word/footer2.xml><?xml version="1.0" encoding="utf-8"?>
+<w:ftr xmlns:wpc="http://schemas.microsoft.com/office/word/2010/wordprocessingCanvas" xmlns:cx="http://schemas.microsoft.com/office/drawing/2014/chartex" xmlns:cx1="http://schemas.microsoft.com/office/drawing/2015/9/8/chartex" xmlns:cx2="http://schemas.microsoft.com/office/drawing/2015/10/21/chartex" xmlns:cx3="http://schemas.microsoft.com/office/drawing/2016/5/9/chartex" xmlns:cx4="http://schemas.microsoft.com/office/drawing/2016/5/10/chartex" xmlns:cx5="http://schemas.microsoft.com/office/drawing/2016/5/11/chartex" xmlns:cx6="http://schemas.microsoft.com/office/drawing/2016/5/12/chartex" xmlns:cx7="http://schemas.microsoft.com/office/drawing/2016/5/13/chartex" xmlns:cx8="http://schemas.microsoft.com/office/drawing/2016/5/14/chartex" xmlns:mc="http://schemas.openxmlformats.org/markup-compatibility/2006" xmlns:aink="http://schemas.microsoft.com/office/drawing/2016/ink" xmlns:am3d="http://schemas.microsoft.com/office/drawing/2017/model3d" xmlns:o="urn:schemas-microsoft-com:office:office" xmlns:oel="http://schemas.microsoft.com/office/2019/extlst" xmlns:r="http://schemas.openxmlformats.org/officeDocument/2006/relationships" xmlns:m="http://schemas.openxmlformats.org/officeDocument/2006/math" xmlns:v="urn:schemas-microsoft-com:vml" xmlns:wp14="http://schemas.microsoft.com/office/word/2010/wordprocessingDrawing" xmlns:wp="http://schemas.openxmlformats.org/drawingml/2006/wordprocessingDrawing" xmlns:w10="urn:schemas-microsoft-com:office:word" xmlns:w="http://schemas.openxmlformats.org/wordprocessingml/2006/main" xmlns:w14="http://schemas.microsoft.com/office/word/2010/wordml" xmlns:w15="http://schemas.microsoft.com/office/word/2012/wordml" xmlns:w16cex="http://schemas.microsoft.com/office/word/2018/wordml/cex" xmlns:w16cid="http://schemas.microsoft.com/office/word/2016/wordml/cid" xmlns:w16="http://schemas.microsoft.com/office/word/2018/wordml" xmlns:w16du="http://schemas.microsoft.com/office/word/2023/wordml/word16du" xmlns:w16sdtdh="http://schemas.microsoft.com/office/word/2020/wordml/sdtdatahash" xmlns:w16sdtfl="http://schemas.microsoft.com/office/word/2024/wordml/sdtformatlock" xmlns:w16se="http://schemas.microsoft.com/office/word/2015/wordml/symex" xmlns:wpg="http://schemas.microsoft.com/office/word/2010/wordprocessingGroup" xmlns:wpi="http://schemas.microsoft.com/office/word/2010/wordprocessingInk" xmlns:wne="http://schemas.microsoft.com/office/word/2006/wordml" xmlns:wps="http://schemas.microsoft.com/office/word/2010/wordprocessingShape" mc:Ignorable="w14 w15 w16se w16cid w16 w16cex w16sdtdh w16sdtfl w16du wp14">
   <w:sdt>
     <w:sdtPr>
       <w:id w:val="973801655"/>
@@ -957,14 +941,40 @@
         <w:sz w:val="18"/>
         <w:szCs w:val="18"/>
       </w:rPr>
-      <w:t>© 2020, Keith E. Kelly. All rights reserved.</w:t>
+      <w:t>© 202</w:t>
+    </w:r>
+    <w:r>
+      <w:rPr>
+        <w:rStyle w:val="SubtleEmphasis"/>
+        <w:sz w:val="18"/>
+        <w:szCs w:val="18"/>
+      </w:rPr>
+      <w:t>5</w:t>
+    </w:r>
+    <w:r>
+      <w:rPr>
+        <w:rStyle w:val="SubtleEmphasis"/>
+        <w:sz w:val="18"/>
+        <w:szCs w:val="18"/>
+      </w:rPr>
+      <w:t>, Keith E. Kelly. All rights reserved.</w:t>
     </w:r>
   </w:p>
 </w:ftr>
 </file>
 
+<file path=word/footer3.xml><?xml version="1.0" encoding="utf-8"?>
+<w:ftr xmlns:wpc="http://schemas.microsoft.com/office/word/2010/wordprocessingCanvas" xmlns:cx="http://schemas.microsoft.com/office/drawing/2014/chartex" xmlns:cx1="http://schemas.microsoft.com/office/drawing/2015/9/8/chartex" xmlns:cx2="http://schemas.microsoft.com/office/drawing/2015/10/21/chartex" xmlns:cx3="http://schemas.microsoft.com/office/drawing/2016/5/9/chartex" xmlns:cx4="http://schemas.microsoft.com/office/drawing/2016/5/10/chartex" xmlns:cx5="http://schemas.microsoft.com/office/drawing/2016/5/11/chartex" xmlns:cx6="http://schemas.microsoft.com/office/drawing/2016/5/12/chartex" xmlns:cx7="http://schemas.microsoft.com/office/drawing/2016/5/13/chartex" xmlns:cx8="http://schemas.microsoft.com/office/drawing/2016/5/14/chartex" xmlns:mc="http://schemas.openxmlformats.org/markup-compatibility/2006" xmlns:aink="http://schemas.microsoft.com/office/drawing/2016/ink" xmlns:am3d="http://schemas.microsoft.com/office/drawing/2017/model3d" xmlns:o="urn:schemas-microsoft-com:office:office" xmlns:oel="http://schemas.microsoft.com/office/2019/extlst" xmlns:r="http://schemas.openxmlformats.org/officeDocument/2006/relationships" xmlns:m="http://schemas.openxmlformats.org/officeDocument/2006/math" xmlns:v="urn:schemas-microsoft-com:vml" xmlns:wp14="http://schemas.microsoft.com/office/word/2010/wordprocessingDrawing" xmlns:wp="http://schemas.openxmlformats.org/drawingml/2006/wordprocessingDrawing" xmlns:w10="urn:schemas-microsoft-com:office:word" xmlns:w="http://schemas.openxmlformats.org/wordprocessingml/2006/main" xmlns:w14="http://schemas.microsoft.com/office/word/2010/wordml" xmlns:w15="http://schemas.microsoft.com/office/word/2012/wordml" xmlns:w16cex="http://schemas.microsoft.com/office/word/2018/wordml/cex" xmlns:w16cid="http://schemas.microsoft.com/office/word/2016/wordml/cid" xmlns:w16="http://schemas.microsoft.com/office/word/2018/wordml" xmlns:w16du="http://schemas.microsoft.com/office/word/2023/wordml/word16du" xmlns:w16sdtdh="http://schemas.microsoft.com/office/word/2020/wordml/sdtdatahash" xmlns:w16sdtfl="http://schemas.microsoft.com/office/word/2024/wordml/sdtformatlock" xmlns:w16se="http://schemas.microsoft.com/office/word/2015/wordml/symex" xmlns:wpg="http://schemas.microsoft.com/office/word/2010/wordprocessingGroup" xmlns:wpi="http://schemas.microsoft.com/office/word/2010/wordprocessingInk" xmlns:wne="http://schemas.microsoft.com/office/word/2006/wordml" xmlns:wps="http://schemas.microsoft.com/office/word/2010/wordprocessingShape" mc:Ignorable="w14 w15 w16se w16cid w16 w16cex w16sdtdh w16sdtfl w16du wp14">
+  <w:p>
+    <w:pPr>
+      <w:pStyle w:val="Footer"/>
+    </w:pPr>
+  </w:p>
+</w:ftr>
+</file>
+
 <file path=word/footnotes.xml><?xml version="1.0" encoding="utf-8"?>
-<w:footnotes xmlns:wpc="http://schemas.microsoft.com/office/word/2010/wordprocessingCanvas" xmlns:cx="http://schemas.microsoft.com/office/drawing/2014/chartex" xmlns:cx1="http://schemas.microsoft.com/office/drawing/2015/9/8/chartex" xmlns:cx2="http://schemas.microsoft.com/office/drawing/2015/10/21/chartex" xmlns:cx3="http://schemas.microsoft.com/office/drawing/2016/5/9/chartex" xmlns:cx4="http://schemas.microsoft.com/office/drawing/2016/5/10/chartex" xmlns:cx5="http://schemas.microsoft.com/office/drawing/2016/5/11/chartex" xmlns:cx6="http://schemas.microsoft.com/office/drawing/2016/5/12/chartex" xmlns:cx7="http://schemas.microsoft.com/office/drawing/2016/5/13/chartex" xmlns:cx8="http://schemas.microsoft.com/office/drawing/2016/5/14/chartex" xmlns:mc="http://schemas.openxmlformats.org/markup-compatibility/2006" xmlns:aink="http://schemas.microsoft.com/office/drawing/2016/ink" xmlns:am3d="http://schemas.microsoft.com/office/drawing/2017/model3d" xmlns:o="urn:schemas-microsoft-com:office:office" xmlns:oel="http://schemas.microsoft.com/office/2019/extlst" xmlns:r="http://schemas.openxmlformats.org/officeDocument/2006/relationships" xmlns:m="http://schemas.openxmlformats.org/officeDocument/2006/math" xmlns:v="urn:schemas-microsoft-com:vml" xmlns:wp14="http://schemas.microsoft.com/office/word/2010/wordprocessingDrawing" xmlns:wp="http://schemas.openxmlformats.org/drawingml/2006/wordprocessingDrawing" xmlns:w10="urn:schemas-microsoft-com:office:word" xmlns:w="http://schemas.openxmlformats.org/wordprocessingml/2006/main" xmlns:w14="http://schemas.microsoft.com/office/word/2010/wordml" xmlns:w15="http://schemas.microsoft.com/office/word/2012/wordml" xmlns:w16cex="http://schemas.microsoft.com/office/word/2018/wordml/cex" xmlns:w16cid="http://schemas.microsoft.com/office/word/2016/wordml/cid" xmlns:w16="http://schemas.microsoft.com/office/word/2018/wordml" xmlns:w16du="http://schemas.microsoft.com/office/word/2023/wordml/word16du" xmlns:w16sdtdh="http://schemas.microsoft.com/office/word/2020/wordml/sdtdatahash" xmlns:w16se="http://schemas.microsoft.com/office/word/2015/wordml/symex" xmlns:wpg="http://schemas.microsoft.com/office/word/2010/wordprocessingGroup" xmlns:wpi="http://schemas.microsoft.com/office/word/2010/wordprocessingInk" xmlns:wne="http://schemas.microsoft.com/office/word/2006/wordml" xmlns:wps="http://schemas.microsoft.com/office/word/2010/wordprocessingShape" mc:Ignorable="w14 w15 w16se w16cid w16 w16cex w16sdtdh w16du wp14">
+<w:footnotes xmlns:wpc="http://schemas.microsoft.com/office/word/2010/wordprocessingCanvas" xmlns:cx="http://schemas.microsoft.com/office/drawing/2014/chartex" xmlns:cx1="http://schemas.microsoft.com/office/drawing/2015/9/8/chartex" xmlns:cx2="http://schemas.microsoft.com/office/drawing/2015/10/21/chartex" xmlns:cx3="http://schemas.microsoft.com/office/drawing/2016/5/9/chartex" xmlns:cx4="http://schemas.microsoft.com/office/drawing/2016/5/10/chartex" xmlns:cx5="http://schemas.microsoft.com/office/drawing/2016/5/11/chartex" xmlns:cx6="http://schemas.microsoft.com/office/drawing/2016/5/12/chartex" xmlns:cx7="http://schemas.microsoft.com/office/drawing/2016/5/13/chartex" xmlns:cx8="http://schemas.microsoft.com/office/drawing/2016/5/14/chartex" xmlns:mc="http://schemas.openxmlformats.org/markup-compatibility/2006" xmlns:aink="http://schemas.microsoft.com/office/drawing/2016/ink" xmlns:am3d="http://schemas.microsoft.com/office/drawing/2017/model3d" xmlns:o="urn:schemas-microsoft-com:office:office" xmlns:oel="http://schemas.microsoft.com/office/2019/extlst" xmlns:r="http://schemas.openxmlformats.org/officeDocument/2006/relationships" xmlns:m="http://schemas.openxmlformats.org/officeDocument/2006/math" xmlns:v="urn:schemas-microsoft-com:vml" xmlns:wp14="http://schemas.microsoft.com/office/word/2010/wordprocessingDrawing" xmlns:wp="http://schemas.openxmlformats.org/drawingml/2006/wordprocessingDrawing" xmlns:w10="urn:schemas-microsoft-com:office:word" xmlns:w="http://schemas.openxmlformats.org/wordprocessingml/2006/main" xmlns:w14="http://schemas.microsoft.com/office/word/2010/wordml" xmlns:w15="http://schemas.microsoft.com/office/word/2012/wordml" xmlns:w16cex="http://schemas.microsoft.com/office/word/2018/wordml/cex" xmlns:w16cid="http://schemas.microsoft.com/office/word/2016/wordml/cid" xmlns:w16="http://schemas.microsoft.com/office/word/2018/wordml" xmlns:w16du="http://schemas.microsoft.com/office/word/2023/wordml/word16du" xmlns:w16sdtdh="http://schemas.microsoft.com/office/word/2020/wordml/sdtdatahash" xmlns:w16sdtfl="http://schemas.microsoft.com/office/word/2024/wordml/sdtformatlock" xmlns:w16se="http://schemas.microsoft.com/office/word/2015/wordml/symex" xmlns:wpg="http://schemas.microsoft.com/office/word/2010/wordprocessingGroup" xmlns:wpi="http://schemas.microsoft.com/office/word/2010/wordprocessingInk" xmlns:wne="http://schemas.microsoft.com/office/word/2006/wordml" xmlns:wps="http://schemas.microsoft.com/office/word/2010/wordprocessingShape" mc:Ignorable="w14 w15 w16se w16cid w16 w16cex w16sdtdh w16sdtfl w16du wp14">
   <w:footnote w:type="separator" w:id="-1">
     <w:p>
       <w:pPr>
@@ -989,7 +999,17 @@
 </file>
 
 <file path=word/header1.xml><?xml version="1.0" encoding="utf-8"?>
-<w:hdr xmlns:wpc="http://schemas.microsoft.com/office/word/2010/wordprocessingCanvas" xmlns:cx="http://schemas.microsoft.com/office/drawing/2014/chartex" xmlns:cx1="http://schemas.microsoft.com/office/drawing/2015/9/8/chartex" xmlns:cx2="http://schemas.microsoft.com/office/drawing/2015/10/21/chartex" xmlns:cx3="http://schemas.microsoft.com/office/drawing/2016/5/9/chartex" xmlns:cx4="http://schemas.microsoft.com/office/drawing/2016/5/10/chartex" xmlns:cx5="http://schemas.microsoft.com/office/drawing/2016/5/11/chartex" xmlns:cx6="http://schemas.microsoft.com/office/drawing/2016/5/12/chartex" xmlns:cx7="http://schemas.microsoft.com/office/drawing/2016/5/13/chartex" xmlns:cx8="http://schemas.microsoft.com/office/drawing/2016/5/14/chartex" xmlns:mc="http://schemas.openxmlformats.org/markup-compatibility/2006" xmlns:aink="http://schemas.microsoft.com/office/drawing/2016/ink" xmlns:am3d="http://schemas.microsoft.com/office/drawing/2017/model3d" xmlns:o="urn:schemas-microsoft-com:office:office" xmlns:oel="http://schemas.microsoft.com/office/2019/extlst" xmlns:r="http://schemas.openxmlformats.org/officeDocument/2006/relationships" xmlns:m="http://schemas.openxmlformats.org/officeDocument/2006/math" xmlns:v="urn:schemas-microsoft-com:vml" xmlns:wp14="http://schemas.microsoft.com/office/word/2010/wordprocessingDrawing" xmlns:wp="http://schemas.openxmlformats.org/drawingml/2006/wordprocessingDrawing" xmlns:w10="urn:schemas-microsoft-com:office:word" xmlns:w="http://schemas.openxmlformats.org/wordprocessingml/2006/main" xmlns:w14="http://schemas.microsoft.com/office/word/2010/wordml" xmlns:w15="http://schemas.microsoft.com/office/word/2012/wordml" xmlns:w16cex="http://schemas.microsoft.com/office/word/2018/wordml/cex" xmlns:w16cid="http://schemas.microsoft.com/office/word/2016/wordml/cid" xmlns:w16="http://schemas.microsoft.com/office/word/2018/wordml" xmlns:w16du="http://schemas.microsoft.com/office/word/2023/wordml/word16du" xmlns:w16sdtdh="http://schemas.microsoft.com/office/word/2020/wordml/sdtdatahash" xmlns:w16se="http://schemas.microsoft.com/office/word/2015/wordml/symex" xmlns:wpg="http://schemas.microsoft.com/office/word/2010/wordprocessingGroup" xmlns:wpi="http://schemas.microsoft.com/office/word/2010/wordprocessingInk" xmlns:wne="http://schemas.microsoft.com/office/word/2006/wordml" xmlns:wps="http://schemas.microsoft.com/office/word/2010/wordprocessingShape" mc:Ignorable="w14 w15 w16se w16cid w16 w16cex w16sdtdh w16du wp14">
+<w:hdr xmlns:wpc="http://schemas.microsoft.com/office/word/2010/wordprocessingCanvas" xmlns:cx="http://schemas.microsoft.com/office/drawing/2014/chartex" xmlns:cx1="http://schemas.microsoft.com/office/drawing/2015/9/8/chartex" xmlns:cx2="http://schemas.microsoft.com/office/drawing/2015/10/21/chartex" xmlns:cx3="http://schemas.microsoft.com/office/drawing/2016/5/9/chartex" xmlns:cx4="http://schemas.microsoft.com/office/drawing/2016/5/10/chartex" xmlns:cx5="http://schemas.microsoft.com/office/drawing/2016/5/11/chartex" xmlns:cx6="http://schemas.microsoft.com/office/drawing/2016/5/12/chartex" xmlns:cx7="http://schemas.microsoft.com/office/drawing/2016/5/13/chartex" xmlns:cx8="http://schemas.microsoft.com/office/drawing/2016/5/14/chartex" xmlns:mc="http://schemas.openxmlformats.org/markup-compatibility/2006" xmlns:aink="http://schemas.microsoft.com/office/drawing/2016/ink" xmlns:am3d="http://schemas.microsoft.com/office/drawing/2017/model3d" xmlns:o="urn:schemas-microsoft-com:office:office" xmlns:oel="http://schemas.microsoft.com/office/2019/extlst" xmlns:r="http://schemas.openxmlformats.org/officeDocument/2006/relationships" xmlns:m="http://schemas.openxmlformats.org/officeDocument/2006/math" xmlns:v="urn:schemas-microsoft-com:vml" xmlns:wp14="http://schemas.microsoft.com/office/word/2010/wordprocessingDrawing" xmlns:wp="http://schemas.openxmlformats.org/drawingml/2006/wordprocessingDrawing" xmlns:w10="urn:schemas-microsoft-com:office:word" xmlns:w="http://schemas.openxmlformats.org/wordprocessingml/2006/main" xmlns:w14="http://schemas.microsoft.com/office/word/2010/wordml" xmlns:w15="http://schemas.microsoft.com/office/word/2012/wordml" xmlns:w16cex="http://schemas.microsoft.com/office/word/2018/wordml/cex" xmlns:w16cid="http://schemas.microsoft.com/office/word/2016/wordml/cid" xmlns:w16="http://schemas.microsoft.com/office/word/2018/wordml" xmlns:w16du="http://schemas.microsoft.com/office/word/2023/wordml/word16du" xmlns:w16sdtdh="http://schemas.microsoft.com/office/word/2020/wordml/sdtdatahash" xmlns:w16sdtfl="http://schemas.microsoft.com/office/word/2024/wordml/sdtformatlock" xmlns:w16se="http://schemas.microsoft.com/office/word/2015/wordml/symex" xmlns:wpg="http://schemas.microsoft.com/office/word/2010/wordprocessingGroup" xmlns:wpi="http://schemas.microsoft.com/office/word/2010/wordprocessingInk" xmlns:wne="http://schemas.microsoft.com/office/word/2006/wordml" xmlns:wps="http://schemas.microsoft.com/office/word/2010/wordprocessingShape" mc:Ignorable="w14 w15 w16se w16cid w16 w16cex w16sdtdh w16sdtfl w16du wp14">
+  <w:p>
+    <w:pPr>
+      <w:pStyle w:val="Header"/>
+    </w:pPr>
+  </w:p>
+</w:hdr>
+</file>
+
+<file path=word/header2.xml><?xml version="1.0" encoding="utf-8"?>
+<w:hdr xmlns:wpc="http://schemas.microsoft.com/office/word/2010/wordprocessingCanvas" xmlns:cx="http://schemas.microsoft.com/office/drawing/2014/chartex" xmlns:cx1="http://schemas.microsoft.com/office/drawing/2015/9/8/chartex" xmlns:cx2="http://schemas.microsoft.com/office/drawing/2015/10/21/chartex" xmlns:cx3="http://schemas.microsoft.com/office/drawing/2016/5/9/chartex" xmlns:cx4="http://schemas.microsoft.com/office/drawing/2016/5/10/chartex" xmlns:cx5="http://schemas.microsoft.com/office/drawing/2016/5/11/chartex" xmlns:cx6="http://schemas.microsoft.com/office/drawing/2016/5/12/chartex" xmlns:cx7="http://schemas.microsoft.com/office/drawing/2016/5/13/chartex" xmlns:cx8="http://schemas.microsoft.com/office/drawing/2016/5/14/chartex" xmlns:mc="http://schemas.openxmlformats.org/markup-compatibility/2006" xmlns:aink="http://schemas.microsoft.com/office/drawing/2016/ink" xmlns:am3d="http://schemas.microsoft.com/office/drawing/2017/model3d" xmlns:o="urn:schemas-microsoft-com:office:office" xmlns:oel="http://schemas.microsoft.com/office/2019/extlst" xmlns:r="http://schemas.openxmlformats.org/officeDocument/2006/relationships" xmlns:m="http://schemas.openxmlformats.org/officeDocument/2006/math" xmlns:v="urn:schemas-microsoft-com:vml" xmlns:wp14="http://schemas.microsoft.com/office/word/2010/wordprocessingDrawing" xmlns:wp="http://schemas.openxmlformats.org/drawingml/2006/wordprocessingDrawing" xmlns:w10="urn:schemas-microsoft-com:office:word" xmlns:w="http://schemas.openxmlformats.org/wordprocessingml/2006/main" xmlns:w14="http://schemas.microsoft.com/office/word/2010/wordml" xmlns:w15="http://schemas.microsoft.com/office/word/2012/wordml" xmlns:w16cex="http://schemas.microsoft.com/office/word/2018/wordml/cex" xmlns:w16cid="http://schemas.microsoft.com/office/word/2016/wordml/cid" xmlns:w16="http://schemas.microsoft.com/office/word/2018/wordml" xmlns:w16du="http://schemas.microsoft.com/office/word/2023/wordml/word16du" xmlns:w16sdtdh="http://schemas.microsoft.com/office/word/2020/wordml/sdtdatahash" xmlns:w16sdtfl="http://schemas.microsoft.com/office/word/2024/wordml/sdtformatlock" xmlns:w16se="http://schemas.microsoft.com/office/word/2015/wordml/symex" xmlns:wpg="http://schemas.microsoft.com/office/word/2010/wordprocessingGroup" xmlns:wpi="http://schemas.microsoft.com/office/word/2010/wordprocessingInk" xmlns:wne="http://schemas.microsoft.com/office/word/2006/wordml" xmlns:wps="http://schemas.microsoft.com/office/word/2010/wordprocessingShape" mc:Ignorable="w14 w15 w16se w16cid w16 w16cex w16sdtdh w16sdtfl w16du wp14">
   <w:p>
     <w:pPr>
       <w:pStyle w:val="Heading1"/>
@@ -1008,8 +1028,18 @@
 </w:hdr>
 </file>
 
+<file path=word/header3.xml><?xml version="1.0" encoding="utf-8"?>
+<w:hdr xmlns:wpc="http://schemas.microsoft.com/office/word/2010/wordprocessingCanvas" xmlns:cx="http://schemas.microsoft.com/office/drawing/2014/chartex" xmlns:cx1="http://schemas.microsoft.com/office/drawing/2015/9/8/chartex" xmlns:cx2="http://schemas.microsoft.com/office/drawing/2015/10/21/chartex" xmlns:cx3="http://schemas.microsoft.com/office/drawing/2016/5/9/chartex" xmlns:cx4="http://schemas.microsoft.com/office/drawing/2016/5/10/chartex" xmlns:cx5="http://schemas.microsoft.com/office/drawing/2016/5/11/chartex" xmlns:cx6="http://schemas.microsoft.com/office/drawing/2016/5/12/chartex" xmlns:cx7="http://schemas.microsoft.com/office/drawing/2016/5/13/chartex" xmlns:cx8="http://schemas.microsoft.com/office/drawing/2016/5/14/chartex" xmlns:mc="http://schemas.openxmlformats.org/markup-compatibility/2006" xmlns:aink="http://schemas.microsoft.com/office/drawing/2016/ink" xmlns:am3d="http://schemas.microsoft.com/office/drawing/2017/model3d" xmlns:o="urn:schemas-microsoft-com:office:office" xmlns:oel="http://schemas.microsoft.com/office/2019/extlst" xmlns:r="http://schemas.openxmlformats.org/officeDocument/2006/relationships" xmlns:m="http://schemas.openxmlformats.org/officeDocument/2006/math" xmlns:v="urn:schemas-microsoft-com:vml" xmlns:wp14="http://schemas.microsoft.com/office/word/2010/wordprocessingDrawing" xmlns:wp="http://schemas.openxmlformats.org/drawingml/2006/wordprocessingDrawing" xmlns:w10="urn:schemas-microsoft-com:office:word" xmlns:w="http://schemas.openxmlformats.org/wordprocessingml/2006/main" xmlns:w14="http://schemas.microsoft.com/office/word/2010/wordml" xmlns:w15="http://schemas.microsoft.com/office/word/2012/wordml" xmlns:w16cex="http://schemas.microsoft.com/office/word/2018/wordml/cex" xmlns:w16cid="http://schemas.microsoft.com/office/word/2016/wordml/cid" xmlns:w16="http://schemas.microsoft.com/office/word/2018/wordml" xmlns:w16du="http://schemas.microsoft.com/office/word/2023/wordml/word16du" xmlns:w16sdtdh="http://schemas.microsoft.com/office/word/2020/wordml/sdtdatahash" xmlns:w16sdtfl="http://schemas.microsoft.com/office/word/2024/wordml/sdtformatlock" xmlns:w16se="http://schemas.microsoft.com/office/word/2015/wordml/symex" xmlns:wpg="http://schemas.microsoft.com/office/word/2010/wordprocessingGroup" xmlns:wpi="http://schemas.microsoft.com/office/word/2010/wordprocessingInk" xmlns:wne="http://schemas.microsoft.com/office/word/2006/wordml" xmlns:wps="http://schemas.microsoft.com/office/word/2010/wordprocessingShape" mc:Ignorable="w14 w15 w16se w16cid w16 w16cex w16sdtdh w16sdtfl w16du wp14">
+  <w:p>
+    <w:pPr>
+      <w:pStyle w:val="Header"/>
+    </w:pPr>
+  </w:p>
+</w:hdr>
+</file>
+
 <file path=word/numbering.xml><?xml version="1.0" encoding="utf-8"?>
-<w:numbering xmlns:wpc="http://schemas.microsoft.com/office/word/2010/wordprocessingCanvas" xmlns:cx="http://schemas.microsoft.com/office/drawing/2014/chartex" xmlns:cx1="http://schemas.microsoft.com/office/drawing/2015/9/8/chartex" xmlns:cx2="http://schemas.microsoft.com/office/drawing/2015/10/21/chartex" xmlns:cx3="http://schemas.microsoft.com/office/drawing/2016/5/9/chartex" xmlns:cx4="http://schemas.microsoft.com/office/drawing/2016/5/10/chartex" xmlns:cx5="http://schemas.microsoft.com/office/drawing/2016/5/11/chartex" xmlns:cx6="http://schemas.microsoft.com/office/drawing/2016/5/12/chartex" xmlns:cx7="http://schemas.microsoft.com/office/drawing/2016/5/13/chartex" xmlns:cx8="http://schemas.microsoft.com/office/drawing/2016/5/14/chartex" xmlns:mc="http://schemas.openxmlformats.org/markup-compatibility/2006" xmlns:aink="http://schemas.microsoft.com/office/drawing/2016/ink" xmlns:am3d="http://schemas.microsoft.com/office/drawing/2017/model3d" xmlns:o="urn:schemas-microsoft-com:office:office" xmlns:oel="http://schemas.microsoft.com/office/2019/extlst" xmlns:r="http://schemas.openxmlformats.org/officeDocument/2006/relationships" xmlns:m="http://schemas.openxmlformats.org/officeDocument/2006/math" xmlns:v="urn:schemas-microsoft-com:vml" xmlns:wp14="http://schemas.microsoft.com/office/word/2010/wordprocessingDrawing" xmlns:wp="http://schemas.openxmlformats.org/drawingml/2006/wordprocessingDrawing" xmlns:w10="urn:schemas-microsoft-com:office:word" xmlns:w="http://schemas.openxmlformats.org/wordprocessingml/2006/main" xmlns:w14="http://schemas.microsoft.com/office/word/2010/wordml" xmlns:w15="http://schemas.microsoft.com/office/word/2012/wordml" xmlns:w16cex="http://schemas.microsoft.com/office/word/2018/wordml/cex" xmlns:w16cid="http://schemas.microsoft.com/office/word/2016/wordml/cid" xmlns:w16="http://schemas.microsoft.com/office/word/2018/wordml" xmlns:w16du="http://schemas.microsoft.com/office/word/2023/wordml/word16du" xmlns:w16sdtdh="http://schemas.microsoft.com/office/word/2020/wordml/sdtdatahash" xmlns:w16se="http://schemas.microsoft.com/office/word/2015/wordml/symex" xmlns:wpg="http://schemas.microsoft.com/office/word/2010/wordprocessingGroup" xmlns:wpi="http://schemas.microsoft.com/office/word/2010/wordprocessingInk" xmlns:wne="http://schemas.microsoft.com/office/word/2006/wordml" xmlns:wps="http://schemas.microsoft.com/office/word/2010/wordprocessingShape" mc:Ignorable="w14 w15 w16se w16cid w16 w16cex w16sdtdh w16du wp14">
+<w:numbering xmlns:wpc="http://schemas.microsoft.com/office/word/2010/wordprocessingCanvas" xmlns:cx="http://schemas.microsoft.com/office/drawing/2014/chartex" xmlns:cx1="http://schemas.microsoft.com/office/drawing/2015/9/8/chartex" xmlns:cx2="http://schemas.microsoft.com/office/drawing/2015/10/21/chartex" xmlns:cx3="http://schemas.microsoft.com/office/drawing/2016/5/9/chartex" xmlns:cx4="http://schemas.microsoft.com/office/drawing/2016/5/10/chartex" xmlns:cx5="http://schemas.microsoft.com/office/drawing/2016/5/11/chartex" xmlns:cx6="http://schemas.microsoft.com/office/drawing/2016/5/12/chartex" xmlns:cx7="http://schemas.microsoft.com/office/drawing/2016/5/13/chartex" xmlns:cx8="http://schemas.microsoft.com/office/drawing/2016/5/14/chartex" xmlns:mc="http://schemas.openxmlformats.org/markup-compatibility/2006" xmlns:aink="http://schemas.microsoft.com/office/drawing/2016/ink" xmlns:am3d="http://schemas.microsoft.com/office/drawing/2017/model3d" xmlns:o="urn:schemas-microsoft-com:office:office" xmlns:oel="http://schemas.microsoft.com/office/2019/extlst" xmlns:r="http://schemas.openxmlformats.org/officeDocument/2006/relationships" xmlns:m="http://schemas.openxmlformats.org/officeDocument/2006/math" xmlns:v="urn:schemas-microsoft-com:vml" xmlns:wp14="http://schemas.microsoft.com/office/word/2010/wordprocessingDrawing" xmlns:wp="http://schemas.openxmlformats.org/drawingml/2006/wordprocessingDrawing" xmlns:w10="urn:schemas-microsoft-com:office:word" xmlns:w="http://schemas.openxmlformats.org/wordprocessingml/2006/main" xmlns:w14="http://schemas.microsoft.com/office/word/2010/wordml" xmlns:w15="http://schemas.microsoft.com/office/word/2012/wordml" xmlns:w16cex="http://schemas.microsoft.com/office/word/2018/wordml/cex" xmlns:w16cid="http://schemas.microsoft.com/office/word/2016/wordml/cid" xmlns:w16="http://schemas.microsoft.com/office/word/2018/wordml" xmlns:w16du="http://schemas.microsoft.com/office/word/2023/wordml/word16du" xmlns:w16sdtdh="http://schemas.microsoft.com/office/word/2020/wordml/sdtdatahash" xmlns:w16sdtfl="http://schemas.microsoft.com/office/word/2024/wordml/sdtformatlock" xmlns:w16se="http://schemas.microsoft.com/office/word/2015/wordml/symex" xmlns:wpg="http://schemas.microsoft.com/office/word/2010/wordprocessingGroup" xmlns:wpi="http://schemas.microsoft.com/office/word/2010/wordprocessingInk" xmlns:wne="http://schemas.microsoft.com/office/word/2006/wordml" xmlns:wps="http://schemas.microsoft.com/office/word/2010/wordprocessingShape" mc:Ignorable="w14 w15 w16se w16cid w16 w16cex w16sdtdh w16sdtfl w16du wp14">
   <w:abstractNum w:abstractNumId="0" w15:restartNumberingAfterBreak="0">
     <w:nsid w:val="0836350C"/>
     <w:multiLevelType w:val="hybridMultilevel"/>
@@ -3784,79 +3814,79 @@
       </w:pPr>
     </w:lvl>
   </w:abstractNum>
-  <w:num w:numId="1" w16cid:durableId="106436504">
+  <w:num w:numId="1" w16cid:durableId="814953199">
     <w:abstractNumId w:val="4"/>
   </w:num>
-  <w:num w:numId="2" w16cid:durableId="1675454052">
+  <w:num w:numId="2" w16cid:durableId="1470634013">
     <w:abstractNumId w:val="5"/>
   </w:num>
-  <w:num w:numId="3" w16cid:durableId="41904779">
+  <w:num w:numId="3" w16cid:durableId="1639920282">
     <w:abstractNumId w:val="13"/>
   </w:num>
-  <w:num w:numId="4" w16cid:durableId="892810908">
+  <w:num w:numId="4" w16cid:durableId="944383149">
     <w:abstractNumId w:val="28"/>
   </w:num>
-  <w:num w:numId="5" w16cid:durableId="981278139">
+  <w:num w:numId="5" w16cid:durableId="278268610">
     <w:abstractNumId w:val="3"/>
   </w:num>
-  <w:num w:numId="6" w16cid:durableId="1412964277">
+  <w:num w:numId="6" w16cid:durableId="1779325688">
     <w:abstractNumId w:val="23"/>
   </w:num>
-  <w:num w:numId="7" w16cid:durableId="998265387">
+  <w:num w:numId="7" w16cid:durableId="1645160180">
     <w:abstractNumId w:val="17"/>
   </w:num>
-  <w:num w:numId="8" w16cid:durableId="348725275">
+  <w:num w:numId="8" w16cid:durableId="468599571">
     <w:abstractNumId w:val="24"/>
   </w:num>
-  <w:num w:numId="9" w16cid:durableId="1483958953">
+  <w:num w:numId="9" w16cid:durableId="386732475">
     <w:abstractNumId w:val="25"/>
   </w:num>
-  <w:num w:numId="10" w16cid:durableId="1897159906">
+  <w:num w:numId="10" w16cid:durableId="2020231429">
     <w:abstractNumId w:val="29"/>
   </w:num>
-  <w:num w:numId="11" w16cid:durableId="122313523">
+  <w:num w:numId="11" w16cid:durableId="1429041302">
     <w:abstractNumId w:val="1"/>
   </w:num>
-  <w:num w:numId="12" w16cid:durableId="148251457">
+  <w:num w:numId="12" w16cid:durableId="1941909342">
     <w:abstractNumId w:val="6"/>
   </w:num>
-  <w:num w:numId="13" w16cid:durableId="428084108">
+  <w:num w:numId="13" w16cid:durableId="728920386">
     <w:abstractNumId w:val="2"/>
   </w:num>
-  <w:num w:numId="14" w16cid:durableId="943727391">
+  <w:num w:numId="14" w16cid:durableId="1467044670">
     <w:abstractNumId w:val="12"/>
   </w:num>
-  <w:num w:numId="15" w16cid:durableId="2125536105">
+  <w:num w:numId="15" w16cid:durableId="1587573672">
     <w:abstractNumId w:val="27"/>
   </w:num>
-  <w:num w:numId="16" w16cid:durableId="415564839">
+  <w:num w:numId="16" w16cid:durableId="382294622">
     <w:abstractNumId w:val="10"/>
   </w:num>
-  <w:num w:numId="17" w16cid:durableId="182402386">
+  <w:num w:numId="17" w16cid:durableId="1899396465">
     <w:abstractNumId w:val="15"/>
   </w:num>
-  <w:num w:numId="18" w16cid:durableId="493297087">
+  <w:num w:numId="18" w16cid:durableId="1794325766">
     <w:abstractNumId w:val="30"/>
   </w:num>
-  <w:num w:numId="19" w16cid:durableId="1210074042">
+  <w:num w:numId="19" w16cid:durableId="1252087009">
     <w:abstractNumId w:val="26"/>
   </w:num>
-  <w:num w:numId="20" w16cid:durableId="1152715703">
+  <w:num w:numId="20" w16cid:durableId="903298094">
     <w:abstractNumId w:val="21"/>
   </w:num>
-  <w:num w:numId="21" w16cid:durableId="211970026">
+  <w:num w:numId="21" w16cid:durableId="1515072492">
     <w:abstractNumId w:val="11"/>
   </w:num>
-  <w:num w:numId="22" w16cid:durableId="13265803">
+  <w:num w:numId="22" w16cid:durableId="1897549742">
     <w:abstractNumId w:val="16"/>
   </w:num>
-  <w:num w:numId="23" w16cid:durableId="418792626">
+  <w:num w:numId="23" w16cid:durableId="450637725">
     <w:abstractNumId w:val="18"/>
   </w:num>
-  <w:num w:numId="24" w16cid:durableId="613482665">
+  <w:num w:numId="24" w16cid:durableId="1822770582">
     <w:abstractNumId w:val="22"/>
   </w:num>
-  <w:num w:numId="25" w16cid:durableId="2065449271">
+  <w:num w:numId="25" w16cid:durableId="1892501843">
     <w:abstractNumId w:val="1"/>
     <w:lvlOverride w:ilvl="0">
       <w:startOverride w:val="1"/>
@@ -3886,32 +3916,32 @@
       <w:startOverride w:val="1"/>
     </w:lvlOverride>
   </w:num>
-  <w:num w:numId="26" w16cid:durableId="2046905125">
+  <w:num w:numId="26" w16cid:durableId="484132694">
     <w:abstractNumId w:val="19"/>
   </w:num>
-  <w:num w:numId="27" w16cid:durableId="1388189604">
+  <w:num w:numId="27" w16cid:durableId="1466895964">
     <w:abstractNumId w:val="7"/>
   </w:num>
-  <w:num w:numId="28" w16cid:durableId="1254556574">
+  <w:num w:numId="28" w16cid:durableId="1196381920">
     <w:abstractNumId w:val="20"/>
   </w:num>
-  <w:num w:numId="29" w16cid:durableId="1712268915">
+  <w:num w:numId="29" w16cid:durableId="412632003">
     <w:abstractNumId w:val="8"/>
   </w:num>
-  <w:num w:numId="30" w16cid:durableId="955911741">
+  <w:num w:numId="30" w16cid:durableId="633871984">
     <w:abstractNumId w:val="9"/>
   </w:num>
-  <w:num w:numId="31" w16cid:durableId="575554882">
+  <w:num w:numId="31" w16cid:durableId="146434083">
     <w:abstractNumId w:val="14"/>
   </w:num>
-  <w:num w:numId="32" w16cid:durableId="2138256537">
+  <w:num w:numId="32" w16cid:durableId="641497563">
     <w:abstractNumId w:val="0"/>
   </w:num>
 </w:numbering>
 </file>
 
 <file path=word/styles.xml><?xml version="1.0" encoding="utf-8"?>
-<w:styles xmlns:mc="http://schemas.openxmlformats.org/markup-compatibility/2006" xmlns:r="http://schemas.openxmlformats.org/officeDocument/2006/relationships" xmlns:w="http://schemas.openxmlformats.org/wordprocessingml/2006/main" xmlns:w14="http://schemas.microsoft.com/office/word/2010/wordml" xmlns:w15="http://schemas.microsoft.com/office/word/2012/wordml" xmlns:w16cex="http://schemas.microsoft.com/office/word/2018/wordml/cex" xmlns:w16cid="http://schemas.microsoft.com/office/word/2016/wordml/cid" xmlns:w16="http://schemas.microsoft.com/office/word/2018/wordml" xmlns:w16du="http://schemas.microsoft.com/office/word/2023/wordml/word16du" xmlns:w16sdtdh="http://schemas.microsoft.com/office/word/2020/wordml/sdtdatahash" xmlns:w16se="http://schemas.microsoft.com/office/word/2015/wordml/symex" mc:Ignorable="w14 w15 w16se w16cid w16 w16cex w16sdtdh w16du">
+<w:styles xmlns:mc="http://schemas.openxmlformats.org/markup-compatibility/2006" xmlns:r="http://schemas.openxmlformats.org/officeDocument/2006/relationships" xmlns:w="http://schemas.openxmlformats.org/wordprocessingml/2006/main" xmlns:w14="http://schemas.microsoft.com/office/word/2010/wordml" xmlns:w15="http://schemas.microsoft.com/office/word/2012/wordml" xmlns:w16cex="http://schemas.microsoft.com/office/word/2018/wordml/cex" xmlns:w16cid="http://schemas.microsoft.com/office/word/2016/wordml/cid" xmlns:w16="http://schemas.microsoft.com/office/word/2018/wordml" xmlns:w16du="http://schemas.microsoft.com/office/word/2023/wordml/word16du" xmlns:w16sdtdh="http://schemas.microsoft.com/office/word/2020/wordml/sdtdatahash" xmlns:w16sdtfl="http://schemas.microsoft.com/office/word/2024/wordml/sdtformatlock" xmlns:w16se="http://schemas.microsoft.com/office/word/2015/wordml/symex" mc:Ignorable="w14 w15 w16se w16cid w16 w16cex w16sdtdh w16sdtfl w16du">
   <w:docDefaults>
     <w:rPrDefault>
       <w:rPr>
